--- a/plantillas/Acta de Entrega 2 2 - copia.docx
+++ b/plantillas/Acta de Entrega 2 2 - copia.docx
@@ -59,10 +59,10 @@
                   <v:path o:extrusionok="f" gradientshapeok="t" o:connecttype="rect"/>
                   <o:lock v:ext="edit" aspectratio="t"/>
                 </v:shapetype>
-                <v:shape id="_x0000_i1025" type="#_x0000_t75" style="width:144.6pt;height:42pt" o:ole="">
+                <v:shape id="_x0000_i1025" type="#_x0000_t75" style="width:2in;height:42pt" o:ole="">
                   <v:imagedata r:id="rId8" o:title=""/>
                 </v:shape>
-                <o:OLEObject Type="Embed" ProgID="PBrush" ShapeID="_x0000_i1025" DrawAspect="Content" ObjectID="_1845642277" r:id="rId9"/>
+                <o:OLEObject Type="Embed" ProgID="PBrush" ShapeID="_x0000_i1025" DrawAspect="Content" ObjectID="_1845709306" r:id="rId9"/>
               </w:object>
             </w:r>
           </w:p>
@@ -411,16 +411,38 @@
               </w:rPr>
               <w:t xml:space="preserve">{{ </w:t>
             </w:r>
-            <w:r>
-              <w:rPr>
-                <w:rFonts w:ascii="Arial Narrow" w:hAnsi="Arial Narrow" w:cs="Arial"/>
-                <w:bCs/>
-                <w:sz w:val="22"/>
-                <w:szCs w:val="22"/>
-                <w:lang w:val="es-CO"/>
-              </w:rPr>
-              <w:t>año</w:t>
-            </w:r>
+            <w:proofErr w:type="spellStart"/>
+            <w:r>
+              <w:rPr>
+                <w:rFonts w:ascii="Arial Narrow" w:hAnsi="Arial Narrow" w:cs="Arial"/>
+                <w:bCs/>
+                <w:sz w:val="22"/>
+                <w:szCs w:val="22"/>
+                <w:lang w:val="es-CO"/>
+              </w:rPr>
+              <w:t>a</w:t>
+            </w:r>
+            <w:r>
+              <w:rPr>
+                <w:rFonts w:ascii="Arial Narrow" w:hAnsi="Arial Narrow" w:cs="Arial"/>
+                <w:bCs/>
+                <w:sz w:val="22"/>
+                <w:szCs w:val="22"/>
+                <w:lang w:val="es-CO"/>
+              </w:rPr>
+              <w:t>ni</w:t>
+            </w:r>
+            <w:r>
+              <w:rPr>
+                <w:rFonts w:ascii="Arial Narrow" w:hAnsi="Arial Narrow" w:cs="Arial"/>
+                <w:bCs/>
+                <w:sz w:val="22"/>
+                <w:szCs w:val="22"/>
+                <w:lang w:val="es-CO"/>
+              </w:rPr>
+              <w:t>o</w:t>
+            </w:r>
+            <w:proofErr w:type="spellEnd"/>
             <w:r>
               <w:rPr>
                 <w:rFonts w:ascii="Arial Narrow" w:hAnsi="Arial Narrow" w:cs="Arial"/>
@@ -592,7 +614,17 @@
                 <w:szCs w:val="22"/>
                 <w:lang w:val="es-CO"/>
               </w:rPr>
-              <w:t>cargo_entregado</w:t>
+              <w:t>cargo_</w:t>
+            </w:r>
+            <w:r>
+              <w:rPr>
+                <w:rFonts w:ascii="Arial Narrow" w:hAnsi="Arial Narrow" w:cs="Arial"/>
+                <w:bCs/>
+                <w:sz w:val="22"/>
+                <w:szCs w:val="22"/>
+                <w:lang w:val="es-CO"/>
+              </w:rPr>
+              <w:t>recibe</w:t>
             </w:r>
             <w:proofErr w:type="spellEnd"/>
             <w:r>
@@ -823,6 +855,7 @@
                 <w:bCs/>
                 <w:sz w:val="20"/>
                 <w:szCs w:val="20"/>
+                <w:u w:val="single"/>
               </w:rPr>
             </w:pPr>
             <w:r>
@@ -832,6 +865,7 @@
                 <w:bCs/>
                 <w:sz w:val="20"/>
                 <w:szCs w:val="20"/>
+                <w:u w:val="single"/>
               </w:rPr>
               <w:t>Asunto:</w:t>
             </w:r>
@@ -852,6 +886,7 @@
                 <w:bCs/>
                 <w:sz w:val="22"/>
                 <w:szCs w:val="22"/>
+                <w:u w:val="single"/>
                 <w:lang w:val="es-CO"/>
               </w:rPr>
             </w:pPr>
@@ -861,29 +896,10 @@
                 <w:bCs/>
                 <w:sz w:val="22"/>
                 <w:szCs w:val="22"/>
-                <w:lang w:val="es-CO"/>
-              </w:rPr>
-              <w:t xml:space="preserve">{{ </w:t>
-            </w:r>
-            <w:r>
-              <w:rPr>
-                <w:rFonts w:ascii="Arial Narrow" w:hAnsi="Arial Narrow" w:cs="Arial"/>
-                <w:bCs/>
-                <w:sz w:val="22"/>
-                <w:szCs w:val="22"/>
-                <w:lang w:val="es-CO"/>
-              </w:rPr>
-              <w:t xml:space="preserve">asunto </w:t>
-            </w:r>
-            <w:r>
-              <w:rPr>
-                <w:rFonts w:ascii="Arial Narrow" w:hAnsi="Arial Narrow" w:cs="Arial"/>
-                <w:bCs/>
-                <w:sz w:val="22"/>
-                <w:szCs w:val="22"/>
-                <w:lang w:val="es-CO"/>
-              </w:rPr>
-              <w:t>}}</w:t>
+                <w:u w:val="single"/>
+                <w:lang w:val="es-CO"/>
+              </w:rPr>
+              <w:t>{{ asunto }}</w:t>
             </w:r>
           </w:p>
         </w:tc>
@@ -1127,7 +1143,7 @@
                 <w:lang w:val="es-CO"/>
               </w:rPr>
             </w:pPr>
-            <w:bookmarkStart w:id="4" w:name="OLE_LINK8"/>
+            <w:bookmarkStart w:id="4" w:name="OLE_LINK5"/>
             <w:bookmarkStart w:id="5" w:name="OLE_LINK7"/>
             <w:r>
               <w:rPr>
@@ -1137,31 +1153,10 @@
                 <w:szCs w:val="22"/>
                 <w:lang w:val="es-CO"/>
               </w:rPr>
-              <w:t>{{</w:t>
-            </w:r>
-            <w:r>
-              <w:rPr>
-                <w:rFonts w:ascii="Arial Narrow" w:hAnsi="Arial Narrow" w:cs="Arial"/>
-                <w:bCs/>
-                <w:sz w:val="22"/>
-                <w:szCs w:val="22"/>
-                <w:lang w:val="es-CO"/>
-              </w:rPr>
-              <w:t xml:space="preserve"> marca</w:t>
-            </w:r>
-            <w:r>
-              <w:rPr>
-                <w:rFonts w:ascii="Arial Narrow" w:hAnsi="Arial Narrow" w:cs="Arial"/>
-                <w:bCs/>
-                <w:sz w:val="22"/>
-                <w:szCs w:val="22"/>
-                <w:lang w:val="es-CO"/>
-              </w:rPr>
-              <w:t xml:space="preserve"> }}</w:t>
-            </w:r>
+              <w:t>{{ eq_1_marca }}</w:t>
+            </w:r>
+            <w:bookmarkEnd w:id="4"/>
           </w:p>
-          <w:bookmarkEnd w:id="4"/>
-          <w:p/>
         </w:tc>
         <w:tc>
           <w:tcPr>
@@ -1188,27 +1183,7 @@
                 <w:szCs w:val="22"/>
                 <w:lang w:val="es-CO"/>
               </w:rPr>
-              <w:t>{{</w:t>
-            </w:r>
-            <w:r>
-              <w:rPr>
-                <w:rFonts w:ascii="Arial Narrow" w:hAnsi="Arial Narrow" w:cs="Arial"/>
-                <w:bCs/>
-                <w:sz w:val="22"/>
-                <w:szCs w:val="22"/>
-                <w:lang w:val="es-CO"/>
-              </w:rPr>
-              <w:t xml:space="preserve"> tipo </w:t>
-            </w:r>
-            <w:r>
-              <w:rPr>
-                <w:rFonts w:ascii="Arial Narrow" w:hAnsi="Arial Narrow" w:cs="Arial"/>
-                <w:bCs/>
-                <w:sz w:val="22"/>
-                <w:szCs w:val="22"/>
-                <w:lang w:val="es-CO"/>
-              </w:rPr>
-              <w:t xml:space="preserve"> }}</w:t>
+              <w:t>{{ eq_1_tipo }}</w:t>
             </w:r>
           </w:p>
         </w:tc>
@@ -1237,27 +1212,7 @@
                 <w:szCs w:val="22"/>
                 <w:lang w:val="es-CO"/>
               </w:rPr>
-              <w:t>{{</w:t>
-            </w:r>
-            <w:r>
-              <w:rPr>
-                <w:rFonts w:ascii="Arial Narrow" w:hAnsi="Arial Narrow" w:cs="Arial"/>
-                <w:bCs/>
-                <w:sz w:val="22"/>
-                <w:szCs w:val="22"/>
-                <w:lang w:val="es-CO"/>
-              </w:rPr>
-              <w:t xml:space="preserve"> modelo</w:t>
-            </w:r>
-            <w:r>
-              <w:rPr>
-                <w:rFonts w:ascii="Arial Narrow" w:hAnsi="Arial Narrow" w:cs="Arial"/>
-                <w:bCs/>
-                <w:sz w:val="22"/>
-                <w:szCs w:val="22"/>
-                <w:lang w:val="es-CO"/>
-              </w:rPr>
-              <w:t xml:space="preserve"> }}</w:t>
+              <w:t>{{ eq_1_modelo }}</w:t>
             </w:r>
           </w:p>
         </w:tc>
@@ -1285,27 +1240,7 @@
                 <w:szCs w:val="22"/>
                 <w:lang w:val="es-CO"/>
               </w:rPr>
-              <w:t>{{</w:t>
-            </w:r>
-            <w:r>
-              <w:rPr>
-                <w:rFonts w:ascii="Arial Narrow" w:hAnsi="Arial Narrow" w:cs="Arial"/>
-                <w:bCs/>
-                <w:sz w:val="22"/>
-                <w:szCs w:val="22"/>
-                <w:lang w:val="es-CO"/>
-              </w:rPr>
-              <w:t xml:space="preserve"> serial</w:t>
-            </w:r>
-            <w:r>
-              <w:rPr>
-                <w:rFonts w:ascii="Arial Narrow" w:hAnsi="Arial Narrow" w:cs="Arial"/>
-                <w:bCs/>
-                <w:sz w:val="22"/>
-                <w:szCs w:val="22"/>
-                <w:lang w:val="es-CO"/>
-              </w:rPr>
-              <w:t xml:space="preserve"> }}</w:t>
+              <w:t>{{ eq_1_serial }}</w:t>
             </w:r>
           </w:p>
         </w:tc>
@@ -1325,36 +1260,58 @@
                 <w:lang w:val="es-CO"/>
               </w:rPr>
             </w:pPr>
-            <w:r>
-              <w:rPr>
-                <w:rFonts w:ascii="Arial Narrow" w:hAnsi="Arial Narrow" w:cs="Arial"/>
-                <w:bCs/>
-                <w:sz w:val="22"/>
-                <w:szCs w:val="22"/>
-                <w:lang w:val="es-CO"/>
-              </w:rPr>
-              <w:t>{{</w:t>
-            </w:r>
-            <w:r>
-              <w:rPr>
-                <w:rFonts w:ascii="Arial Narrow" w:hAnsi="Arial Narrow" w:cs="Arial"/>
-                <w:bCs/>
-                <w:sz w:val="22"/>
-                <w:szCs w:val="22"/>
-                <w:lang w:val="es-CO"/>
-              </w:rPr>
-              <w:t xml:space="preserve"> inventario</w:t>
-            </w:r>
-            <w:r>
-              <w:rPr>
-                <w:rFonts w:ascii="Arial Narrow" w:hAnsi="Arial Narrow" w:cs="Arial"/>
-                <w:bCs/>
-                <w:sz w:val="22"/>
-                <w:szCs w:val="22"/>
-                <w:lang w:val="es-CO"/>
-              </w:rPr>
-              <w:t xml:space="preserve"> }}</w:t>
-            </w:r>
+            <w:bookmarkStart w:id="7" w:name="OLE_LINK8"/>
+            <w:r>
+              <w:rPr>
+                <w:rFonts w:ascii="Arial Narrow" w:hAnsi="Arial Narrow" w:cs="Arial"/>
+                <w:bCs/>
+                <w:sz w:val="22"/>
+                <w:szCs w:val="22"/>
+                <w:lang w:val="es-CO"/>
+              </w:rPr>
+              <w:t>{</w:t>
+            </w:r>
+            <w:r>
+              <w:rPr>
+                <w:rFonts w:ascii="Arial Narrow" w:hAnsi="Arial Narrow" w:cs="Arial"/>
+                <w:bCs/>
+                <w:sz w:val="22"/>
+                <w:szCs w:val="22"/>
+                <w:lang w:val="es-CO"/>
+              </w:rPr>
+              <w:t xml:space="preserve">{ </w:t>
+            </w:r>
+            <w:r>
+              <w:rPr>
+                <w:rFonts w:ascii="Arial Narrow" w:hAnsi="Arial Narrow" w:cs="Arial"/>
+                <w:bCs/>
+                <w:sz w:val="22"/>
+                <w:szCs w:val="22"/>
+                <w:lang w:val="es-CO"/>
+              </w:rPr>
+              <w:t>eq_1_inventario</w:t>
+            </w:r>
+            <w:r>
+              <w:rPr>
+                <w:rFonts w:ascii="Arial Narrow" w:hAnsi="Arial Narrow" w:cs="Arial"/>
+                <w:bCs/>
+                <w:sz w:val="22"/>
+                <w:szCs w:val="22"/>
+                <w:lang w:val="es-CO"/>
+              </w:rPr>
+              <w:t xml:space="preserve"> }</w:t>
+            </w:r>
+            <w:r>
+              <w:rPr>
+                <w:rFonts w:ascii="Arial Narrow" w:hAnsi="Arial Narrow" w:cs="Arial"/>
+                <w:bCs/>
+                <w:sz w:val="22"/>
+                <w:szCs w:val="22"/>
+                <w:lang w:val="es-CO"/>
+              </w:rPr>
+              <w:t>}</w:t>
+            </w:r>
+            <w:bookmarkEnd w:id="7"/>
           </w:p>
         </w:tc>
       </w:tr>
@@ -1365,35 +1322,230 @@
             <w:tcW w:w="2156" w:type="dxa"/>
             <w:shd w:val="clear" w:color="auto" w:fill="FFFFFF"/>
           </w:tcPr>
-          <w:p/>
+          <w:p>
+            <w:r>
+              <w:rPr>
+                <w:rFonts w:ascii="Arial Narrow" w:hAnsi="Arial Narrow" w:cs="Arial"/>
+                <w:bCs/>
+                <w:sz w:val="22"/>
+                <w:szCs w:val="22"/>
+                <w:lang w:val="es-CO"/>
+              </w:rPr>
+              <w:t>{{ eq_</w:t>
+            </w:r>
+            <w:r>
+              <w:rPr>
+                <w:rFonts w:ascii="Arial Narrow" w:hAnsi="Arial Narrow" w:cs="Arial"/>
+                <w:bCs/>
+                <w:sz w:val="22"/>
+                <w:szCs w:val="22"/>
+                <w:lang w:val="es-CO"/>
+              </w:rPr>
+              <w:t>2</w:t>
+            </w:r>
+            <w:r>
+              <w:rPr>
+                <w:rFonts w:ascii="Arial Narrow" w:hAnsi="Arial Narrow" w:cs="Arial"/>
+                <w:bCs/>
+                <w:sz w:val="22"/>
+                <w:szCs w:val="22"/>
+                <w:lang w:val="es-CO"/>
+              </w:rPr>
+              <w:t>_marca }}</w:t>
+            </w:r>
+          </w:p>
         </w:tc>
         <w:tc>
           <w:tcPr>
             <w:tcW w:w="2239" w:type="dxa"/>
             <w:shd w:val="clear" w:color="auto" w:fill="FFFFFF"/>
           </w:tcPr>
-          <w:p/>
+          <w:p>
+            <w:r>
+              <w:rPr>
+                <w:rFonts w:ascii="Arial Narrow" w:hAnsi="Arial Narrow" w:cs="Arial"/>
+                <w:bCs/>
+                <w:sz w:val="22"/>
+                <w:szCs w:val="22"/>
+                <w:lang w:val="es-CO"/>
+              </w:rPr>
+              <w:t>{{ eq_</w:t>
+            </w:r>
+            <w:r>
+              <w:rPr>
+                <w:rFonts w:ascii="Arial Narrow" w:hAnsi="Arial Narrow" w:cs="Arial"/>
+                <w:bCs/>
+                <w:sz w:val="22"/>
+                <w:szCs w:val="22"/>
+                <w:lang w:val="es-CO"/>
+              </w:rPr>
+              <w:t>2</w:t>
+            </w:r>
+            <w:r>
+              <w:rPr>
+                <w:rFonts w:ascii="Arial Narrow" w:hAnsi="Arial Narrow" w:cs="Arial"/>
+                <w:bCs/>
+                <w:sz w:val="22"/>
+                <w:szCs w:val="22"/>
+                <w:lang w:val="es-CO"/>
+              </w:rPr>
+              <w:t>_tipo }}</w:t>
+            </w:r>
+          </w:p>
         </w:tc>
         <w:tc>
           <w:tcPr>
             <w:tcW w:w="2127" w:type="dxa"/>
             <w:shd w:val="clear" w:color="auto" w:fill="FFFFFF"/>
           </w:tcPr>
-          <w:p/>
+          <w:p>
+            <w:r>
+              <w:rPr>
+                <w:rFonts w:ascii="Arial Narrow" w:hAnsi="Arial Narrow" w:cs="Arial"/>
+                <w:bCs/>
+                <w:sz w:val="22"/>
+                <w:szCs w:val="22"/>
+                <w:lang w:val="es-CO"/>
+              </w:rPr>
+              <w:t>{{ eq_</w:t>
+            </w:r>
+            <w:r>
+              <w:rPr>
+                <w:rFonts w:ascii="Arial Narrow" w:hAnsi="Arial Narrow" w:cs="Arial"/>
+                <w:bCs/>
+                <w:sz w:val="22"/>
+                <w:szCs w:val="22"/>
+                <w:lang w:val="es-CO"/>
+              </w:rPr>
+              <w:t>2</w:t>
+            </w:r>
+            <w:r>
+              <w:rPr>
+                <w:rFonts w:ascii="Arial Narrow" w:hAnsi="Arial Narrow" w:cs="Arial"/>
+                <w:bCs/>
+                <w:sz w:val="22"/>
+                <w:szCs w:val="22"/>
+                <w:lang w:val="es-CO"/>
+              </w:rPr>
+              <w:t>_modelo }}</w:t>
+            </w:r>
+          </w:p>
         </w:tc>
         <w:tc>
           <w:tcPr>
             <w:tcW w:w="2350" w:type="dxa"/>
             <w:shd w:val="clear" w:color="auto" w:fill="FFFFFF"/>
           </w:tcPr>
-          <w:p/>
+          <w:p>
+            <w:r>
+              <w:rPr>
+                <w:rFonts w:ascii="Arial Narrow" w:hAnsi="Arial Narrow" w:cs="Arial"/>
+                <w:bCs/>
+                <w:sz w:val="22"/>
+                <w:szCs w:val="22"/>
+                <w:lang w:val="es-CO"/>
+              </w:rPr>
+              <w:t>{{ eq_</w:t>
+            </w:r>
+            <w:r>
+              <w:rPr>
+                <w:rFonts w:ascii="Arial Narrow" w:hAnsi="Arial Narrow" w:cs="Arial"/>
+                <w:bCs/>
+                <w:sz w:val="22"/>
+                <w:szCs w:val="22"/>
+                <w:lang w:val="es-CO"/>
+              </w:rPr>
+              <w:t>2</w:t>
+            </w:r>
+            <w:r>
+              <w:rPr>
+                <w:rFonts w:ascii="Arial Narrow" w:hAnsi="Arial Narrow" w:cs="Arial"/>
+                <w:bCs/>
+                <w:sz w:val="22"/>
+                <w:szCs w:val="22"/>
+                <w:lang w:val="es-CO"/>
+              </w:rPr>
+              <w:t>_serial }}</w:t>
+            </w:r>
+          </w:p>
         </w:tc>
         <w:tc>
           <w:tcPr>
             <w:tcW w:w="1619" w:type="dxa"/>
             <w:shd w:val="clear" w:color="auto" w:fill="FFFFFF"/>
           </w:tcPr>
-          <w:p/>
+          <w:p>
+            <w:r>
+              <w:rPr>
+                <w:rFonts w:ascii="Arial Narrow" w:hAnsi="Arial Narrow" w:cs="Arial"/>
+                <w:bCs/>
+                <w:sz w:val="22"/>
+                <w:szCs w:val="22"/>
+                <w:lang w:val="es-CO"/>
+              </w:rPr>
+              <w:t>{</w:t>
+            </w:r>
+            <w:r>
+              <w:rPr>
+                <w:rFonts w:ascii="Arial Narrow" w:hAnsi="Arial Narrow" w:cs="Arial"/>
+                <w:bCs/>
+                <w:sz w:val="22"/>
+                <w:szCs w:val="22"/>
+                <w:lang w:val="es-CO"/>
+              </w:rPr>
+              <w:t xml:space="preserve">{ </w:t>
+            </w:r>
+            <w:r>
+              <w:rPr>
+                <w:rFonts w:ascii="Arial Narrow" w:hAnsi="Arial Narrow" w:cs="Arial"/>
+                <w:bCs/>
+                <w:sz w:val="22"/>
+                <w:szCs w:val="22"/>
+                <w:lang w:val="es-CO"/>
+              </w:rPr>
+              <w:t>eq_</w:t>
+            </w:r>
+            <w:r>
+              <w:rPr>
+                <w:rFonts w:ascii="Arial Narrow" w:hAnsi="Arial Narrow" w:cs="Arial"/>
+                <w:bCs/>
+                <w:sz w:val="22"/>
+                <w:szCs w:val="22"/>
+                <w:lang w:val="es-CO"/>
+              </w:rPr>
+              <w:t>2</w:t>
+            </w:r>
+            <w:r>
+              <w:rPr>
+                <w:rFonts w:ascii="Arial Narrow" w:hAnsi="Arial Narrow" w:cs="Arial"/>
+                <w:bCs/>
+                <w:sz w:val="22"/>
+                <w:szCs w:val="22"/>
+                <w:lang w:val="es-CO"/>
+              </w:rPr>
+              <w:t>_inventario</w:t>
+            </w:r>
+            <w:r>
+              <w:rPr>
+                <w:rFonts w:ascii="Arial Narrow" w:hAnsi="Arial Narrow" w:cs="Arial"/>
+                <w:bCs/>
+                <w:sz w:val="22"/>
+                <w:szCs w:val="22"/>
+                <w:lang w:val="es-CO"/>
+              </w:rPr>
+              <w:t xml:space="preserve"> }</w:t>
+            </w:r>
+            <w:r>
+              <w:rPr>
+                <w:rFonts w:ascii="Arial Narrow" w:hAnsi="Arial Narrow" w:cs="Arial"/>
+                <w:bCs/>
+                <w:sz w:val="22"/>
+                <w:szCs w:val="22"/>
+                <w:lang w:val="es-CO"/>
+              </w:rPr>
+              <w:t>}</w:t>
+            </w:r>
+          </w:p>
         </w:tc>
       </w:tr>
       <w:tr>
@@ -1402,35 +1554,230 @@
             <w:tcW w:w="2156" w:type="dxa"/>
             <w:shd w:val="clear" w:color="auto" w:fill="FFFFFF"/>
           </w:tcPr>
-          <w:p/>
+          <w:p>
+            <w:r>
+              <w:rPr>
+                <w:rFonts w:ascii="Arial Narrow" w:hAnsi="Arial Narrow" w:cs="Arial"/>
+                <w:bCs/>
+                <w:sz w:val="22"/>
+                <w:szCs w:val="22"/>
+                <w:lang w:val="es-CO"/>
+              </w:rPr>
+              <w:t>{{ eq_</w:t>
+            </w:r>
+            <w:r>
+              <w:rPr>
+                <w:rFonts w:ascii="Arial Narrow" w:hAnsi="Arial Narrow" w:cs="Arial"/>
+                <w:bCs/>
+                <w:sz w:val="22"/>
+                <w:szCs w:val="22"/>
+                <w:lang w:val="es-CO"/>
+              </w:rPr>
+              <w:t>3</w:t>
+            </w:r>
+            <w:r>
+              <w:rPr>
+                <w:rFonts w:ascii="Arial Narrow" w:hAnsi="Arial Narrow" w:cs="Arial"/>
+                <w:bCs/>
+                <w:sz w:val="22"/>
+                <w:szCs w:val="22"/>
+                <w:lang w:val="es-CO"/>
+              </w:rPr>
+              <w:t>_marca }}</w:t>
+            </w:r>
+          </w:p>
         </w:tc>
         <w:tc>
           <w:tcPr>
             <w:tcW w:w="2239" w:type="dxa"/>
             <w:shd w:val="clear" w:color="auto" w:fill="FFFFFF"/>
           </w:tcPr>
-          <w:p/>
+          <w:p>
+            <w:r>
+              <w:rPr>
+                <w:rFonts w:ascii="Arial Narrow" w:hAnsi="Arial Narrow" w:cs="Arial"/>
+                <w:bCs/>
+                <w:sz w:val="22"/>
+                <w:szCs w:val="22"/>
+                <w:lang w:val="es-CO"/>
+              </w:rPr>
+              <w:t>{{ eq_</w:t>
+            </w:r>
+            <w:r>
+              <w:rPr>
+                <w:rFonts w:ascii="Arial Narrow" w:hAnsi="Arial Narrow" w:cs="Arial"/>
+                <w:bCs/>
+                <w:sz w:val="22"/>
+                <w:szCs w:val="22"/>
+                <w:lang w:val="es-CO"/>
+              </w:rPr>
+              <w:t>3</w:t>
+            </w:r>
+            <w:r>
+              <w:rPr>
+                <w:rFonts w:ascii="Arial Narrow" w:hAnsi="Arial Narrow" w:cs="Arial"/>
+                <w:bCs/>
+                <w:sz w:val="22"/>
+                <w:szCs w:val="22"/>
+                <w:lang w:val="es-CO"/>
+              </w:rPr>
+              <w:t>_tipo }}</w:t>
+            </w:r>
+          </w:p>
         </w:tc>
         <w:tc>
           <w:tcPr>
             <w:tcW w:w="2127" w:type="dxa"/>
             <w:shd w:val="clear" w:color="auto" w:fill="FFFFFF"/>
           </w:tcPr>
-          <w:p/>
+          <w:p>
+            <w:r>
+              <w:rPr>
+                <w:rFonts w:ascii="Arial Narrow" w:hAnsi="Arial Narrow" w:cs="Arial"/>
+                <w:bCs/>
+                <w:sz w:val="22"/>
+                <w:szCs w:val="22"/>
+                <w:lang w:val="es-CO"/>
+              </w:rPr>
+              <w:t>{{ eq_</w:t>
+            </w:r>
+            <w:r>
+              <w:rPr>
+                <w:rFonts w:ascii="Arial Narrow" w:hAnsi="Arial Narrow" w:cs="Arial"/>
+                <w:bCs/>
+                <w:sz w:val="22"/>
+                <w:szCs w:val="22"/>
+                <w:lang w:val="es-CO"/>
+              </w:rPr>
+              <w:t>3</w:t>
+            </w:r>
+            <w:r>
+              <w:rPr>
+                <w:rFonts w:ascii="Arial Narrow" w:hAnsi="Arial Narrow" w:cs="Arial"/>
+                <w:bCs/>
+                <w:sz w:val="22"/>
+                <w:szCs w:val="22"/>
+                <w:lang w:val="es-CO"/>
+              </w:rPr>
+              <w:t>_modelo }}</w:t>
+            </w:r>
+          </w:p>
         </w:tc>
         <w:tc>
           <w:tcPr>
             <w:tcW w:w="2350" w:type="dxa"/>
             <w:shd w:val="clear" w:color="auto" w:fill="FFFFFF"/>
           </w:tcPr>
-          <w:p/>
+          <w:p>
+            <w:r>
+              <w:rPr>
+                <w:rFonts w:ascii="Arial Narrow" w:hAnsi="Arial Narrow" w:cs="Arial"/>
+                <w:bCs/>
+                <w:sz w:val="22"/>
+                <w:szCs w:val="22"/>
+                <w:lang w:val="es-CO"/>
+              </w:rPr>
+              <w:t>{{ eq_</w:t>
+            </w:r>
+            <w:r>
+              <w:rPr>
+                <w:rFonts w:ascii="Arial Narrow" w:hAnsi="Arial Narrow" w:cs="Arial"/>
+                <w:bCs/>
+                <w:sz w:val="22"/>
+                <w:szCs w:val="22"/>
+                <w:lang w:val="es-CO"/>
+              </w:rPr>
+              <w:t>3</w:t>
+            </w:r>
+            <w:r>
+              <w:rPr>
+                <w:rFonts w:ascii="Arial Narrow" w:hAnsi="Arial Narrow" w:cs="Arial"/>
+                <w:bCs/>
+                <w:sz w:val="22"/>
+                <w:szCs w:val="22"/>
+                <w:lang w:val="es-CO"/>
+              </w:rPr>
+              <w:t>_serial }}</w:t>
+            </w:r>
+          </w:p>
         </w:tc>
         <w:tc>
           <w:tcPr>
             <w:tcW w:w="1619" w:type="dxa"/>
             <w:shd w:val="clear" w:color="auto" w:fill="FFFFFF"/>
           </w:tcPr>
-          <w:p/>
+          <w:p>
+            <w:r>
+              <w:rPr>
+                <w:rFonts w:ascii="Arial Narrow" w:hAnsi="Arial Narrow" w:cs="Arial"/>
+                <w:bCs/>
+                <w:sz w:val="22"/>
+                <w:szCs w:val="22"/>
+                <w:lang w:val="es-CO"/>
+              </w:rPr>
+              <w:t>{</w:t>
+            </w:r>
+            <w:r>
+              <w:rPr>
+                <w:rFonts w:ascii="Arial Narrow" w:hAnsi="Arial Narrow" w:cs="Arial"/>
+                <w:bCs/>
+                <w:sz w:val="22"/>
+                <w:szCs w:val="22"/>
+                <w:lang w:val="es-CO"/>
+              </w:rPr>
+              <w:t xml:space="preserve">{ </w:t>
+            </w:r>
+            <w:r>
+              <w:rPr>
+                <w:rFonts w:ascii="Arial Narrow" w:hAnsi="Arial Narrow" w:cs="Arial"/>
+                <w:bCs/>
+                <w:sz w:val="22"/>
+                <w:szCs w:val="22"/>
+                <w:lang w:val="es-CO"/>
+              </w:rPr>
+              <w:t>eq_</w:t>
+            </w:r>
+            <w:r>
+              <w:rPr>
+                <w:rFonts w:ascii="Arial Narrow" w:hAnsi="Arial Narrow" w:cs="Arial"/>
+                <w:bCs/>
+                <w:sz w:val="22"/>
+                <w:szCs w:val="22"/>
+                <w:lang w:val="es-CO"/>
+              </w:rPr>
+              <w:t>3</w:t>
+            </w:r>
+            <w:r>
+              <w:rPr>
+                <w:rFonts w:ascii="Arial Narrow" w:hAnsi="Arial Narrow" w:cs="Arial"/>
+                <w:bCs/>
+                <w:sz w:val="22"/>
+                <w:szCs w:val="22"/>
+                <w:lang w:val="es-CO"/>
+              </w:rPr>
+              <w:t>_inventario</w:t>
+            </w:r>
+            <w:r>
+              <w:rPr>
+                <w:rFonts w:ascii="Arial Narrow" w:hAnsi="Arial Narrow" w:cs="Arial"/>
+                <w:bCs/>
+                <w:sz w:val="22"/>
+                <w:szCs w:val="22"/>
+                <w:lang w:val="es-CO"/>
+              </w:rPr>
+              <w:t xml:space="preserve"> }</w:t>
+            </w:r>
+            <w:r>
+              <w:rPr>
+                <w:rFonts w:ascii="Arial Narrow" w:hAnsi="Arial Narrow" w:cs="Arial"/>
+                <w:bCs/>
+                <w:sz w:val="22"/>
+                <w:szCs w:val="22"/>
+                <w:lang w:val="es-CO"/>
+              </w:rPr>
+              <w:t>}</w:t>
+            </w:r>
+          </w:p>
         </w:tc>
       </w:tr>
       <w:tr>
@@ -1439,35 +1786,230 @@
             <w:tcW w:w="2156" w:type="dxa"/>
             <w:shd w:val="clear" w:color="auto" w:fill="FFFFFF"/>
           </w:tcPr>
-          <w:p/>
+          <w:p>
+            <w:r>
+              <w:rPr>
+                <w:rFonts w:ascii="Arial Narrow" w:hAnsi="Arial Narrow" w:cs="Arial"/>
+                <w:bCs/>
+                <w:sz w:val="22"/>
+                <w:szCs w:val="22"/>
+                <w:lang w:val="es-CO"/>
+              </w:rPr>
+              <w:t>{{ eq_</w:t>
+            </w:r>
+            <w:r>
+              <w:rPr>
+                <w:rFonts w:ascii="Arial Narrow" w:hAnsi="Arial Narrow" w:cs="Arial"/>
+                <w:bCs/>
+                <w:sz w:val="22"/>
+                <w:szCs w:val="22"/>
+                <w:lang w:val="es-CO"/>
+              </w:rPr>
+              <w:t>4</w:t>
+            </w:r>
+            <w:r>
+              <w:rPr>
+                <w:rFonts w:ascii="Arial Narrow" w:hAnsi="Arial Narrow" w:cs="Arial"/>
+                <w:bCs/>
+                <w:sz w:val="22"/>
+                <w:szCs w:val="22"/>
+                <w:lang w:val="es-CO"/>
+              </w:rPr>
+              <w:t>_marca }}</w:t>
+            </w:r>
+          </w:p>
         </w:tc>
         <w:tc>
           <w:tcPr>
             <w:tcW w:w="2239" w:type="dxa"/>
             <w:shd w:val="clear" w:color="auto" w:fill="FFFFFF"/>
           </w:tcPr>
-          <w:p/>
+          <w:p>
+            <w:r>
+              <w:rPr>
+                <w:rFonts w:ascii="Arial Narrow" w:hAnsi="Arial Narrow" w:cs="Arial"/>
+                <w:bCs/>
+                <w:sz w:val="22"/>
+                <w:szCs w:val="22"/>
+                <w:lang w:val="es-CO"/>
+              </w:rPr>
+              <w:t>{{ eq_</w:t>
+            </w:r>
+            <w:r>
+              <w:rPr>
+                <w:rFonts w:ascii="Arial Narrow" w:hAnsi="Arial Narrow" w:cs="Arial"/>
+                <w:bCs/>
+                <w:sz w:val="22"/>
+                <w:szCs w:val="22"/>
+                <w:lang w:val="es-CO"/>
+              </w:rPr>
+              <w:t>4</w:t>
+            </w:r>
+            <w:r>
+              <w:rPr>
+                <w:rFonts w:ascii="Arial Narrow" w:hAnsi="Arial Narrow" w:cs="Arial"/>
+                <w:bCs/>
+                <w:sz w:val="22"/>
+                <w:szCs w:val="22"/>
+                <w:lang w:val="es-CO"/>
+              </w:rPr>
+              <w:t>_tipo }}</w:t>
+            </w:r>
+          </w:p>
         </w:tc>
         <w:tc>
           <w:tcPr>
             <w:tcW w:w="2127" w:type="dxa"/>
             <w:shd w:val="clear" w:color="auto" w:fill="FFFFFF"/>
           </w:tcPr>
-          <w:p/>
+          <w:p>
+            <w:r>
+              <w:rPr>
+                <w:rFonts w:ascii="Arial Narrow" w:hAnsi="Arial Narrow" w:cs="Arial"/>
+                <w:bCs/>
+                <w:sz w:val="22"/>
+                <w:szCs w:val="22"/>
+                <w:lang w:val="es-CO"/>
+              </w:rPr>
+              <w:t>{{ eq_</w:t>
+            </w:r>
+            <w:r>
+              <w:rPr>
+                <w:rFonts w:ascii="Arial Narrow" w:hAnsi="Arial Narrow" w:cs="Arial"/>
+                <w:bCs/>
+                <w:sz w:val="22"/>
+                <w:szCs w:val="22"/>
+                <w:lang w:val="es-CO"/>
+              </w:rPr>
+              <w:t>4</w:t>
+            </w:r>
+            <w:r>
+              <w:rPr>
+                <w:rFonts w:ascii="Arial Narrow" w:hAnsi="Arial Narrow" w:cs="Arial"/>
+                <w:bCs/>
+                <w:sz w:val="22"/>
+                <w:szCs w:val="22"/>
+                <w:lang w:val="es-CO"/>
+              </w:rPr>
+              <w:t>_modelo }}</w:t>
+            </w:r>
+          </w:p>
         </w:tc>
         <w:tc>
           <w:tcPr>
             <w:tcW w:w="2350" w:type="dxa"/>
             <w:shd w:val="clear" w:color="auto" w:fill="FFFFFF"/>
           </w:tcPr>
-          <w:p/>
+          <w:p>
+            <w:r>
+              <w:rPr>
+                <w:rFonts w:ascii="Arial Narrow" w:hAnsi="Arial Narrow" w:cs="Arial"/>
+                <w:bCs/>
+                <w:sz w:val="22"/>
+                <w:szCs w:val="22"/>
+                <w:lang w:val="es-CO"/>
+              </w:rPr>
+              <w:t>{{ eq_</w:t>
+            </w:r>
+            <w:r>
+              <w:rPr>
+                <w:rFonts w:ascii="Arial Narrow" w:hAnsi="Arial Narrow" w:cs="Arial"/>
+                <w:bCs/>
+                <w:sz w:val="22"/>
+                <w:szCs w:val="22"/>
+                <w:lang w:val="es-CO"/>
+              </w:rPr>
+              <w:t>4</w:t>
+            </w:r>
+            <w:r>
+              <w:rPr>
+                <w:rFonts w:ascii="Arial Narrow" w:hAnsi="Arial Narrow" w:cs="Arial"/>
+                <w:bCs/>
+                <w:sz w:val="22"/>
+                <w:szCs w:val="22"/>
+                <w:lang w:val="es-CO"/>
+              </w:rPr>
+              <w:t>_serial }}</w:t>
+            </w:r>
+          </w:p>
         </w:tc>
         <w:tc>
           <w:tcPr>
             <w:tcW w:w="1619" w:type="dxa"/>
             <w:shd w:val="clear" w:color="auto" w:fill="FFFFFF"/>
           </w:tcPr>
-          <w:p/>
+          <w:p>
+            <w:r>
+              <w:rPr>
+                <w:rFonts w:ascii="Arial Narrow" w:hAnsi="Arial Narrow" w:cs="Arial"/>
+                <w:bCs/>
+                <w:sz w:val="22"/>
+                <w:szCs w:val="22"/>
+                <w:lang w:val="es-CO"/>
+              </w:rPr>
+              <w:t>{</w:t>
+            </w:r>
+            <w:r>
+              <w:rPr>
+                <w:rFonts w:ascii="Arial Narrow" w:hAnsi="Arial Narrow" w:cs="Arial"/>
+                <w:bCs/>
+                <w:sz w:val="22"/>
+                <w:szCs w:val="22"/>
+                <w:lang w:val="es-CO"/>
+              </w:rPr>
+              <w:t xml:space="preserve">{ </w:t>
+            </w:r>
+            <w:r>
+              <w:rPr>
+                <w:rFonts w:ascii="Arial Narrow" w:hAnsi="Arial Narrow" w:cs="Arial"/>
+                <w:bCs/>
+                <w:sz w:val="22"/>
+                <w:szCs w:val="22"/>
+                <w:lang w:val="es-CO"/>
+              </w:rPr>
+              <w:t>eq_</w:t>
+            </w:r>
+            <w:r>
+              <w:rPr>
+                <w:rFonts w:ascii="Arial Narrow" w:hAnsi="Arial Narrow" w:cs="Arial"/>
+                <w:bCs/>
+                <w:sz w:val="22"/>
+                <w:szCs w:val="22"/>
+                <w:lang w:val="es-CO"/>
+              </w:rPr>
+              <w:t>4</w:t>
+            </w:r>
+            <w:r>
+              <w:rPr>
+                <w:rFonts w:ascii="Arial Narrow" w:hAnsi="Arial Narrow" w:cs="Arial"/>
+                <w:bCs/>
+                <w:sz w:val="22"/>
+                <w:szCs w:val="22"/>
+                <w:lang w:val="es-CO"/>
+              </w:rPr>
+              <w:t>_inventario</w:t>
+            </w:r>
+            <w:r>
+              <w:rPr>
+                <w:rFonts w:ascii="Arial Narrow" w:hAnsi="Arial Narrow" w:cs="Arial"/>
+                <w:bCs/>
+                <w:sz w:val="22"/>
+                <w:szCs w:val="22"/>
+                <w:lang w:val="es-CO"/>
+              </w:rPr>
+              <w:t xml:space="preserve"> }</w:t>
+            </w:r>
+            <w:r>
+              <w:rPr>
+                <w:rFonts w:ascii="Arial Narrow" w:hAnsi="Arial Narrow" w:cs="Arial"/>
+                <w:bCs/>
+                <w:sz w:val="22"/>
+                <w:szCs w:val="22"/>
+                <w:lang w:val="es-CO"/>
+              </w:rPr>
+              <w:t>}</w:t>
+            </w:r>
+          </w:p>
         </w:tc>
       </w:tr>
     </w:tbl>
@@ -1669,8 +2211,21 @@
                 <w:rFonts w:ascii="Arial Narrow" w:hAnsi="Arial Narrow"/>
                 <w:sz w:val="22"/>
                 <w:szCs w:val="22"/>
+                <w:lang w:val="es-CO"/>
               </w:rPr>
             </w:pPr>
+            <w:bookmarkStart w:id="8" w:name="OLE_LINK1"/>
+            <w:bookmarkStart w:id="9" w:name="OLE_LINK4"/>
+            <w:r>
+              <w:rPr>
+                <w:rFonts w:ascii="Arial Narrow" w:hAnsi="Arial Narrow"/>
+                <w:sz w:val="22"/>
+                <w:szCs w:val="22"/>
+                <w:lang w:val="es-CO"/>
+              </w:rPr>
+              <w:t>{{ hw_1_tipo }}</w:t>
+            </w:r>
+            <w:bookmarkEnd w:id="8"/>
           </w:p>
         </w:tc>
         <w:tc>
@@ -1684,8 +2239,18 @@
                 <w:rFonts w:ascii="Arial Narrow" w:hAnsi="Arial Narrow"/>
                 <w:sz w:val="22"/>
                 <w:szCs w:val="22"/>
+                <w:lang w:val="es-CO"/>
               </w:rPr>
             </w:pPr>
+            <w:r>
+              <w:rPr>
+                <w:rFonts w:ascii="Arial Narrow" w:hAnsi="Arial Narrow"/>
+                <w:sz w:val="22"/>
+                <w:szCs w:val="22"/>
+                <w:lang w:val="es-CO"/>
+              </w:rPr>
+              <w:t>{{ hw_1_descripcion }}</w:t>
+            </w:r>
           </w:p>
         </w:tc>
         <w:tc>
@@ -1699,8 +2264,147 @@
                 <w:rFonts w:ascii="Arial Narrow" w:hAnsi="Arial Narrow"/>
                 <w:sz w:val="22"/>
                 <w:szCs w:val="22"/>
+                <w:lang w:val="es-CO"/>
               </w:rPr>
             </w:pPr>
+            <w:r>
+              <w:rPr>
+                <w:rFonts w:ascii="Arial Narrow" w:hAnsi="Arial Narrow"/>
+                <w:sz w:val="22"/>
+                <w:szCs w:val="22"/>
+                <w:lang w:val="es-CO"/>
+              </w:rPr>
+              <w:t>{{ hw_1_programa }}</w:t>
+            </w:r>
+          </w:p>
+        </w:tc>
+      </w:tr>
+      <w:bookmarkEnd w:id="9"/>
+      <w:tr>
+        <w:tc>
+          <w:tcPr>
+            <w:tcW w:w="3190" w:type="dxa"/>
+            <w:shd w:val="clear" w:color="auto" w:fill="FFFFFF"/>
+          </w:tcPr>
+          <w:p>
+            <w:pPr>
+              <w:rPr>
+                <w:rFonts w:ascii="Arial Narrow" w:hAnsi="Arial Narrow"/>
+                <w:sz w:val="22"/>
+                <w:szCs w:val="22"/>
+              </w:rPr>
+            </w:pPr>
+            <w:r>
+              <w:rPr>
+                <w:rFonts w:ascii="Arial Narrow" w:hAnsi="Arial Narrow"/>
+                <w:sz w:val="22"/>
+                <w:szCs w:val="22"/>
+                <w:lang w:val="es-CO"/>
+              </w:rPr>
+              <w:t>{{ hw_</w:t>
+            </w:r>
+            <w:r>
+              <w:rPr>
+                <w:rFonts w:ascii="Arial Narrow" w:hAnsi="Arial Narrow"/>
+                <w:sz w:val="22"/>
+                <w:szCs w:val="22"/>
+                <w:lang w:val="es-CO"/>
+              </w:rPr>
+              <w:t>2</w:t>
+            </w:r>
+            <w:r>
+              <w:rPr>
+                <w:rFonts w:ascii="Arial Narrow" w:hAnsi="Arial Narrow"/>
+                <w:sz w:val="22"/>
+                <w:szCs w:val="22"/>
+                <w:lang w:val="es-CO"/>
+              </w:rPr>
+              <w:t>_tipo }}</w:t>
+            </w:r>
+          </w:p>
+        </w:tc>
+        <w:tc>
+          <w:tcPr>
+            <w:tcW w:w="3190" w:type="dxa"/>
+            <w:shd w:val="clear" w:color="auto" w:fill="FFFFFF"/>
+          </w:tcPr>
+          <w:p>
+            <w:pPr>
+              <w:rPr>
+                <w:rFonts w:ascii="Arial Narrow" w:hAnsi="Arial Narrow"/>
+                <w:sz w:val="22"/>
+                <w:szCs w:val="22"/>
+              </w:rPr>
+            </w:pPr>
+            <w:r>
+              <w:rPr>
+                <w:rFonts w:ascii="Arial Narrow" w:hAnsi="Arial Narrow"/>
+                <w:sz w:val="22"/>
+                <w:szCs w:val="22"/>
+                <w:lang w:val="es-CO"/>
+              </w:rPr>
+              <w:t>{{ hw_</w:t>
+            </w:r>
+            <w:r>
+              <w:rPr>
+                <w:rFonts w:ascii="Arial Narrow" w:hAnsi="Arial Narrow"/>
+                <w:sz w:val="22"/>
+                <w:szCs w:val="22"/>
+                <w:lang w:val="es-CO"/>
+              </w:rPr>
+              <w:t>2</w:t>
+            </w:r>
+            <w:r>
+              <w:rPr>
+                <w:rFonts w:ascii="Arial Narrow" w:hAnsi="Arial Narrow"/>
+                <w:sz w:val="22"/>
+                <w:szCs w:val="22"/>
+                <w:lang w:val="es-CO"/>
+              </w:rPr>
+              <w:t>_descripcion }}</w:t>
+            </w:r>
+          </w:p>
+        </w:tc>
+        <w:tc>
+          <w:tcPr>
+            <w:tcW w:w="4111" w:type="dxa"/>
+            <w:shd w:val="clear" w:color="auto" w:fill="FFFFFF"/>
+          </w:tcPr>
+          <w:p>
+            <w:pPr>
+              <w:rPr>
+                <w:rFonts w:ascii="Arial Narrow" w:hAnsi="Arial Narrow"/>
+                <w:sz w:val="22"/>
+                <w:szCs w:val="22"/>
+              </w:rPr>
+            </w:pPr>
+            <w:r>
+              <w:rPr>
+                <w:rFonts w:ascii="Arial Narrow" w:hAnsi="Arial Narrow"/>
+                <w:sz w:val="22"/>
+                <w:szCs w:val="22"/>
+                <w:lang w:val="es-CO"/>
+              </w:rPr>
+              <w:t>{{ hw_</w:t>
+            </w:r>
+            <w:r>
+              <w:rPr>
+                <w:rFonts w:ascii="Arial Narrow" w:hAnsi="Arial Narrow"/>
+                <w:sz w:val="22"/>
+                <w:szCs w:val="22"/>
+                <w:lang w:val="es-CO"/>
+              </w:rPr>
+              <w:t>2</w:t>
+            </w:r>
+            <w:r>
+              <w:rPr>
+                <w:rFonts w:ascii="Arial Narrow" w:hAnsi="Arial Narrow"/>
+                <w:sz w:val="22"/>
+                <w:szCs w:val="22"/>
+                <w:lang w:val="es-CO"/>
+              </w:rPr>
+              <w:t>_programa }}</w:t>
+            </w:r>
           </w:p>
         </w:tc>
       </w:tr>
@@ -1718,6 +2422,33 @@
                 <w:szCs w:val="22"/>
               </w:rPr>
             </w:pPr>
+            <w:r>
+              <w:rPr>
+                <w:rFonts w:ascii="Arial Narrow" w:hAnsi="Arial Narrow"/>
+                <w:sz w:val="22"/>
+                <w:szCs w:val="22"/>
+                <w:lang w:val="es-CO"/>
+              </w:rPr>
+              <w:t>{{ hw_</w:t>
+            </w:r>
+            <w:r>
+              <w:rPr>
+                <w:rFonts w:ascii="Arial Narrow" w:hAnsi="Arial Narrow"/>
+                <w:sz w:val="22"/>
+                <w:szCs w:val="22"/>
+                <w:lang w:val="es-CO"/>
+              </w:rPr>
+              <w:t>3</w:t>
+            </w:r>
+            <w:r>
+              <w:rPr>
+                <w:rFonts w:ascii="Arial Narrow" w:hAnsi="Arial Narrow"/>
+                <w:sz w:val="22"/>
+                <w:szCs w:val="22"/>
+                <w:lang w:val="es-CO"/>
+              </w:rPr>
+              <w:t>_tipo }}</w:t>
+            </w:r>
           </w:p>
         </w:tc>
         <w:tc>
@@ -1733,6 +2464,33 @@
                 <w:szCs w:val="22"/>
               </w:rPr>
             </w:pPr>
+            <w:r>
+              <w:rPr>
+                <w:rFonts w:ascii="Arial Narrow" w:hAnsi="Arial Narrow"/>
+                <w:sz w:val="22"/>
+                <w:szCs w:val="22"/>
+                <w:lang w:val="es-CO"/>
+              </w:rPr>
+              <w:t>{{ hw_</w:t>
+            </w:r>
+            <w:r>
+              <w:rPr>
+                <w:rFonts w:ascii="Arial Narrow" w:hAnsi="Arial Narrow"/>
+                <w:sz w:val="22"/>
+                <w:szCs w:val="22"/>
+                <w:lang w:val="es-CO"/>
+              </w:rPr>
+              <w:t>3</w:t>
+            </w:r>
+            <w:r>
+              <w:rPr>
+                <w:rFonts w:ascii="Arial Narrow" w:hAnsi="Arial Narrow"/>
+                <w:sz w:val="22"/>
+                <w:szCs w:val="22"/>
+                <w:lang w:val="es-CO"/>
+              </w:rPr>
+              <w:t>_descripcion }}</w:t>
+            </w:r>
           </w:p>
         </w:tc>
         <w:tc>
@@ -1748,6 +2506,33 @@
                 <w:szCs w:val="22"/>
               </w:rPr>
             </w:pPr>
+            <w:r>
+              <w:rPr>
+                <w:rFonts w:ascii="Arial Narrow" w:hAnsi="Arial Narrow"/>
+                <w:sz w:val="22"/>
+                <w:szCs w:val="22"/>
+                <w:lang w:val="es-CO"/>
+              </w:rPr>
+              <w:t>{{ hw_</w:t>
+            </w:r>
+            <w:r>
+              <w:rPr>
+                <w:rFonts w:ascii="Arial Narrow" w:hAnsi="Arial Narrow"/>
+                <w:sz w:val="22"/>
+                <w:szCs w:val="22"/>
+                <w:lang w:val="es-CO"/>
+              </w:rPr>
+              <w:t>3</w:t>
+            </w:r>
+            <w:r>
+              <w:rPr>
+                <w:rFonts w:ascii="Arial Narrow" w:hAnsi="Arial Narrow"/>
+                <w:sz w:val="22"/>
+                <w:szCs w:val="22"/>
+                <w:lang w:val="es-CO"/>
+              </w:rPr>
+              <w:t>_programa }}</w:t>
+            </w:r>
           </w:p>
         </w:tc>
       </w:tr>
@@ -1765,6 +2550,33 @@
                 <w:szCs w:val="22"/>
               </w:rPr>
             </w:pPr>
+            <w:r>
+              <w:rPr>
+                <w:rFonts w:ascii="Arial Narrow" w:hAnsi="Arial Narrow"/>
+                <w:sz w:val="22"/>
+                <w:szCs w:val="22"/>
+                <w:lang w:val="es-CO"/>
+              </w:rPr>
+              <w:t>{{ hw_</w:t>
+            </w:r>
+            <w:r>
+              <w:rPr>
+                <w:rFonts w:ascii="Arial Narrow" w:hAnsi="Arial Narrow"/>
+                <w:sz w:val="22"/>
+                <w:szCs w:val="22"/>
+                <w:lang w:val="es-CO"/>
+              </w:rPr>
+              <w:t>4</w:t>
+            </w:r>
+            <w:r>
+              <w:rPr>
+                <w:rFonts w:ascii="Arial Narrow" w:hAnsi="Arial Narrow"/>
+                <w:sz w:val="22"/>
+                <w:szCs w:val="22"/>
+                <w:lang w:val="es-CO"/>
+              </w:rPr>
+              <w:t>_tipo }}</w:t>
+            </w:r>
           </w:p>
         </w:tc>
         <w:tc>
@@ -1780,6 +2592,33 @@
                 <w:szCs w:val="22"/>
               </w:rPr>
             </w:pPr>
+            <w:r>
+              <w:rPr>
+                <w:rFonts w:ascii="Arial Narrow" w:hAnsi="Arial Narrow"/>
+                <w:sz w:val="22"/>
+                <w:szCs w:val="22"/>
+                <w:lang w:val="es-CO"/>
+              </w:rPr>
+              <w:t>{{ hw_</w:t>
+            </w:r>
+            <w:r>
+              <w:rPr>
+                <w:rFonts w:ascii="Arial Narrow" w:hAnsi="Arial Narrow"/>
+                <w:sz w:val="22"/>
+                <w:szCs w:val="22"/>
+                <w:lang w:val="es-CO"/>
+              </w:rPr>
+              <w:t>4</w:t>
+            </w:r>
+            <w:r>
+              <w:rPr>
+                <w:rFonts w:ascii="Arial Narrow" w:hAnsi="Arial Narrow"/>
+                <w:sz w:val="22"/>
+                <w:szCs w:val="22"/>
+                <w:lang w:val="es-CO"/>
+              </w:rPr>
+              <w:t>_descripcion }}</w:t>
+            </w:r>
           </w:p>
         </w:tc>
         <w:tc>
@@ -1795,6 +2634,33 @@
                 <w:szCs w:val="22"/>
               </w:rPr>
             </w:pPr>
+            <w:r>
+              <w:rPr>
+                <w:rFonts w:ascii="Arial Narrow" w:hAnsi="Arial Narrow"/>
+                <w:sz w:val="22"/>
+                <w:szCs w:val="22"/>
+                <w:lang w:val="es-CO"/>
+              </w:rPr>
+              <w:t>{{ hw_</w:t>
+            </w:r>
+            <w:r>
+              <w:rPr>
+                <w:rFonts w:ascii="Arial Narrow" w:hAnsi="Arial Narrow"/>
+                <w:sz w:val="22"/>
+                <w:szCs w:val="22"/>
+                <w:lang w:val="es-CO"/>
+              </w:rPr>
+              <w:t>4</w:t>
+            </w:r>
+            <w:r>
+              <w:rPr>
+                <w:rFonts w:ascii="Arial Narrow" w:hAnsi="Arial Narrow"/>
+                <w:sz w:val="22"/>
+                <w:szCs w:val="22"/>
+                <w:lang w:val="es-CO"/>
+              </w:rPr>
+              <w:t>_programa }}</w:t>
+            </w:r>
           </w:p>
         </w:tc>
       </w:tr>
@@ -1812,6 +2678,33 @@
                 <w:szCs w:val="22"/>
               </w:rPr>
             </w:pPr>
+            <w:r>
+              <w:rPr>
+                <w:rFonts w:ascii="Arial Narrow" w:hAnsi="Arial Narrow"/>
+                <w:sz w:val="22"/>
+                <w:szCs w:val="22"/>
+                <w:lang w:val="es-CO"/>
+              </w:rPr>
+              <w:t>{{ hw_</w:t>
+            </w:r>
+            <w:r>
+              <w:rPr>
+                <w:rFonts w:ascii="Arial Narrow" w:hAnsi="Arial Narrow"/>
+                <w:sz w:val="22"/>
+                <w:szCs w:val="22"/>
+                <w:lang w:val="es-CO"/>
+              </w:rPr>
+              <w:t>5</w:t>
+            </w:r>
+            <w:r>
+              <w:rPr>
+                <w:rFonts w:ascii="Arial Narrow" w:hAnsi="Arial Narrow"/>
+                <w:sz w:val="22"/>
+                <w:szCs w:val="22"/>
+                <w:lang w:val="es-CO"/>
+              </w:rPr>
+              <w:t>_tipo }}</w:t>
+            </w:r>
           </w:p>
         </w:tc>
         <w:tc>
@@ -1827,6 +2720,33 @@
                 <w:szCs w:val="22"/>
               </w:rPr>
             </w:pPr>
+            <w:r>
+              <w:rPr>
+                <w:rFonts w:ascii="Arial Narrow" w:hAnsi="Arial Narrow"/>
+                <w:sz w:val="22"/>
+                <w:szCs w:val="22"/>
+                <w:lang w:val="es-CO"/>
+              </w:rPr>
+              <w:t>{{ hw_</w:t>
+            </w:r>
+            <w:r>
+              <w:rPr>
+                <w:rFonts w:ascii="Arial Narrow" w:hAnsi="Arial Narrow"/>
+                <w:sz w:val="22"/>
+                <w:szCs w:val="22"/>
+                <w:lang w:val="es-CO"/>
+              </w:rPr>
+              <w:t>5</w:t>
+            </w:r>
+            <w:r>
+              <w:rPr>
+                <w:rFonts w:ascii="Arial Narrow" w:hAnsi="Arial Narrow"/>
+                <w:sz w:val="22"/>
+                <w:szCs w:val="22"/>
+                <w:lang w:val="es-CO"/>
+              </w:rPr>
+              <w:t>_descripcion }}</w:t>
+            </w:r>
           </w:p>
         </w:tc>
         <w:tc>
@@ -1842,6 +2762,33 @@
                 <w:szCs w:val="22"/>
               </w:rPr>
             </w:pPr>
+            <w:r>
+              <w:rPr>
+                <w:rFonts w:ascii="Arial Narrow" w:hAnsi="Arial Narrow"/>
+                <w:sz w:val="22"/>
+                <w:szCs w:val="22"/>
+                <w:lang w:val="es-CO"/>
+              </w:rPr>
+              <w:t>{{ hw_</w:t>
+            </w:r>
+            <w:r>
+              <w:rPr>
+                <w:rFonts w:ascii="Arial Narrow" w:hAnsi="Arial Narrow"/>
+                <w:sz w:val="22"/>
+                <w:szCs w:val="22"/>
+                <w:lang w:val="es-CO"/>
+              </w:rPr>
+              <w:t>5</w:t>
+            </w:r>
+            <w:r>
+              <w:rPr>
+                <w:rFonts w:ascii="Arial Narrow" w:hAnsi="Arial Narrow"/>
+                <w:sz w:val="22"/>
+                <w:szCs w:val="22"/>
+                <w:lang w:val="es-CO"/>
+              </w:rPr>
+              <w:t>_programa }}</w:t>
+            </w:r>
           </w:p>
         </w:tc>
       </w:tr>
@@ -1859,6 +2806,33 @@
                 <w:szCs w:val="22"/>
               </w:rPr>
             </w:pPr>
+            <w:r>
+              <w:rPr>
+                <w:rFonts w:ascii="Arial Narrow" w:hAnsi="Arial Narrow"/>
+                <w:sz w:val="22"/>
+                <w:szCs w:val="22"/>
+                <w:lang w:val="es-CO"/>
+              </w:rPr>
+              <w:t>{{ hw_</w:t>
+            </w:r>
+            <w:r>
+              <w:rPr>
+                <w:rFonts w:ascii="Arial Narrow" w:hAnsi="Arial Narrow"/>
+                <w:sz w:val="22"/>
+                <w:szCs w:val="22"/>
+                <w:lang w:val="es-CO"/>
+              </w:rPr>
+              <w:t>6</w:t>
+            </w:r>
+            <w:r>
+              <w:rPr>
+                <w:rFonts w:ascii="Arial Narrow" w:hAnsi="Arial Narrow"/>
+                <w:sz w:val="22"/>
+                <w:szCs w:val="22"/>
+                <w:lang w:val="es-CO"/>
+              </w:rPr>
+              <w:t>_tipo }}</w:t>
+            </w:r>
           </w:p>
         </w:tc>
         <w:tc>
@@ -1874,6 +2848,33 @@
                 <w:szCs w:val="22"/>
               </w:rPr>
             </w:pPr>
+            <w:r>
+              <w:rPr>
+                <w:rFonts w:ascii="Arial Narrow" w:hAnsi="Arial Narrow"/>
+                <w:sz w:val="22"/>
+                <w:szCs w:val="22"/>
+                <w:lang w:val="es-CO"/>
+              </w:rPr>
+              <w:t>{{ hw_</w:t>
+            </w:r>
+            <w:r>
+              <w:rPr>
+                <w:rFonts w:ascii="Arial Narrow" w:hAnsi="Arial Narrow"/>
+                <w:sz w:val="22"/>
+                <w:szCs w:val="22"/>
+                <w:lang w:val="es-CO"/>
+              </w:rPr>
+              <w:t>6</w:t>
+            </w:r>
+            <w:r>
+              <w:rPr>
+                <w:rFonts w:ascii="Arial Narrow" w:hAnsi="Arial Narrow"/>
+                <w:sz w:val="22"/>
+                <w:szCs w:val="22"/>
+                <w:lang w:val="es-CO"/>
+              </w:rPr>
+              <w:t>_descripcion }}</w:t>
+            </w:r>
           </w:p>
         </w:tc>
         <w:tc>
@@ -1889,6 +2890,33 @@
                 <w:szCs w:val="22"/>
               </w:rPr>
             </w:pPr>
+            <w:r>
+              <w:rPr>
+                <w:rFonts w:ascii="Arial Narrow" w:hAnsi="Arial Narrow"/>
+                <w:sz w:val="22"/>
+                <w:szCs w:val="22"/>
+                <w:lang w:val="es-CO"/>
+              </w:rPr>
+              <w:t>{{ hw_</w:t>
+            </w:r>
+            <w:r>
+              <w:rPr>
+                <w:rFonts w:ascii="Arial Narrow" w:hAnsi="Arial Narrow"/>
+                <w:sz w:val="22"/>
+                <w:szCs w:val="22"/>
+                <w:lang w:val="es-CO"/>
+              </w:rPr>
+              <w:t>6</w:t>
+            </w:r>
+            <w:r>
+              <w:rPr>
+                <w:rFonts w:ascii="Arial Narrow" w:hAnsi="Arial Narrow"/>
+                <w:sz w:val="22"/>
+                <w:szCs w:val="22"/>
+                <w:lang w:val="es-CO"/>
+              </w:rPr>
+              <w:t>_programa }}</w:t>
+            </w:r>
           </w:p>
         </w:tc>
       </w:tr>
@@ -1906,6 +2934,33 @@
                 <w:szCs w:val="22"/>
               </w:rPr>
             </w:pPr>
+            <w:r>
+              <w:rPr>
+                <w:rFonts w:ascii="Arial Narrow" w:hAnsi="Arial Narrow"/>
+                <w:sz w:val="22"/>
+                <w:szCs w:val="22"/>
+                <w:lang w:val="es-CO"/>
+              </w:rPr>
+              <w:t>{{ hw_</w:t>
+            </w:r>
+            <w:r>
+              <w:rPr>
+                <w:rFonts w:ascii="Arial Narrow" w:hAnsi="Arial Narrow"/>
+                <w:sz w:val="22"/>
+                <w:szCs w:val="22"/>
+                <w:lang w:val="es-CO"/>
+              </w:rPr>
+              <w:t>7</w:t>
+            </w:r>
+            <w:r>
+              <w:rPr>
+                <w:rFonts w:ascii="Arial Narrow" w:hAnsi="Arial Narrow"/>
+                <w:sz w:val="22"/>
+                <w:szCs w:val="22"/>
+                <w:lang w:val="es-CO"/>
+              </w:rPr>
+              <w:t>_tipo }}</w:t>
+            </w:r>
           </w:p>
         </w:tc>
         <w:tc>
@@ -1921,6 +2976,33 @@
                 <w:szCs w:val="22"/>
               </w:rPr>
             </w:pPr>
+            <w:r>
+              <w:rPr>
+                <w:rFonts w:ascii="Arial Narrow" w:hAnsi="Arial Narrow"/>
+                <w:sz w:val="22"/>
+                <w:szCs w:val="22"/>
+                <w:lang w:val="es-CO"/>
+              </w:rPr>
+              <w:t>{{ hw_</w:t>
+            </w:r>
+            <w:r>
+              <w:rPr>
+                <w:rFonts w:ascii="Arial Narrow" w:hAnsi="Arial Narrow"/>
+                <w:sz w:val="22"/>
+                <w:szCs w:val="22"/>
+                <w:lang w:val="es-CO"/>
+              </w:rPr>
+              <w:t>7</w:t>
+            </w:r>
+            <w:r>
+              <w:rPr>
+                <w:rFonts w:ascii="Arial Narrow" w:hAnsi="Arial Narrow"/>
+                <w:sz w:val="22"/>
+                <w:szCs w:val="22"/>
+                <w:lang w:val="es-CO"/>
+              </w:rPr>
+              <w:t>_descripcion }}</w:t>
+            </w:r>
           </w:p>
         </w:tc>
         <w:tc>
@@ -1936,6 +3018,33 @@
                 <w:szCs w:val="22"/>
               </w:rPr>
             </w:pPr>
+            <w:r>
+              <w:rPr>
+                <w:rFonts w:ascii="Arial Narrow" w:hAnsi="Arial Narrow"/>
+                <w:sz w:val="22"/>
+                <w:szCs w:val="22"/>
+                <w:lang w:val="es-CO"/>
+              </w:rPr>
+              <w:t>{{ hw_</w:t>
+            </w:r>
+            <w:r>
+              <w:rPr>
+                <w:rFonts w:ascii="Arial Narrow" w:hAnsi="Arial Narrow"/>
+                <w:sz w:val="22"/>
+                <w:szCs w:val="22"/>
+                <w:lang w:val="es-CO"/>
+              </w:rPr>
+              <w:t>7</w:t>
+            </w:r>
+            <w:r>
+              <w:rPr>
+                <w:rFonts w:ascii="Arial Narrow" w:hAnsi="Arial Narrow"/>
+                <w:sz w:val="22"/>
+                <w:szCs w:val="22"/>
+                <w:lang w:val="es-CO"/>
+              </w:rPr>
+              <w:t>_programa }}</w:t>
+            </w:r>
           </w:p>
         </w:tc>
       </w:tr>
@@ -1953,6 +3062,33 @@
                 <w:szCs w:val="22"/>
               </w:rPr>
             </w:pPr>
+            <w:r>
+              <w:rPr>
+                <w:rFonts w:ascii="Arial Narrow" w:hAnsi="Arial Narrow"/>
+                <w:sz w:val="22"/>
+                <w:szCs w:val="22"/>
+                <w:lang w:val="es-CO"/>
+              </w:rPr>
+              <w:t>{{ hw_</w:t>
+            </w:r>
+            <w:r>
+              <w:rPr>
+                <w:rFonts w:ascii="Arial Narrow" w:hAnsi="Arial Narrow"/>
+                <w:sz w:val="22"/>
+                <w:szCs w:val="22"/>
+                <w:lang w:val="es-CO"/>
+              </w:rPr>
+              <w:t>8</w:t>
+            </w:r>
+            <w:r>
+              <w:rPr>
+                <w:rFonts w:ascii="Arial Narrow" w:hAnsi="Arial Narrow"/>
+                <w:sz w:val="22"/>
+                <w:szCs w:val="22"/>
+                <w:lang w:val="es-CO"/>
+              </w:rPr>
+              <w:t>_tipo }}</w:t>
+            </w:r>
           </w:p>
         </w:tc>
         <w:tc>
@@ -1968,6 +3104,33 @@
                 <w:szCs w:val="22"/>
               </w:rPr>
             </w:pPr>
+            <w:r>
+              <w:rPr>
+                <w:rFonts w:ascii="Arial Narrow" w:hAnsi="Arial Narrow"/>
+                <w:sz w:val="22"/>
+                <w:szCs w:val="22"/>
+                <w:lang w:val="es-CO"/>
+              </w:rPr>
+              <w:t>{{ hw_</w:t>
+            </w:r>
+            <w:r>
+              <w:rPr>
+                <w:rFonts w:ascii="Arial Narrow" w:hAnsi="Arial Narrow"/>
+                <w:sz w:val="22"/>
+                <w:szCs w:val="22"/>
+                <w:lang w:val="es-CO"/>
+              </w:rPr>
+              <w:t>8</w:t>
+            </w:r>
+            <w:r>
+              <w:rPr>
+                <w:rFonts w:ascii="Arial Narrow" w:hAnsi="Arial Narrow"/>
+                <w:sz w:val="22"/>
+                <w:szCs w:val="22"/>
+                <w:lang w:val="es-CO"/>
+              </w:rPr>
+              <w:t>_descripcion }}</w:t>
+            </w:r>
           </w:p>
         </w:tc>
         <w:tc>
@@ -1983,6 +3146,33 @@
                 <w:szCs w:val="22"/>
               </w:rPr>
             </w:pPr>
+            <w:r>
+              <w:rPr>
+                <w:rFonts w:ascii="Arial Narrow" w:hAnsi="Arial Narrow"/>
+                <w:sz w:val="22"/>
+                <w:szCs w:val="22"/>
+                <w:lang w:val="es-CO"/>
+              </w:rPr>
+              <w:t>{{ hw_</w:t>
+            </w:r>
+            <w:r>
+              <w:rPr>
+                <w:rFonts w:ascii="Arial Narrow" w:hAnsi="Arial Narrow"/>
+                <w:sz w:val="22"/>
+                <w:szCs w:val="22"/>
+                <w:lang w:val="es-CO"/>
+              </w:rPr>
+              <w:t>8</w:t>
+            </w:r>
+            <w:r>
+              <w:rPr>
+                <w:rFonts w:ascii="Arial Narrow" w:hAnsi="Arial Narrow"/>
+                <w:sz w:val="22"/>
+                <w:szCs w:val="22"/>
+                <w:lang w:val="es-CO"/>
+              </w:rPr>
+              <w:t>_programa }}</w:t>
+            </w:r>
           </w:p>
         </w:tc>
       </w:tr>
@@ -2000,6 +3190,33 @@
                 <w:szCs w:val="22"/>
               </w:rPr>
             </w:pPr>
+            <w:r>
+              <w:rPr>
+                <w:rFonts w:ascii="Arial Narrow" w:hAnsi="Arial Narrow"/>
+                <w:sz w:val="22"/>
+                <w:szCs w:val="22"/>
+                <w:lang w:val="es-CO"/>
+              </w:rPr>
+              <w:t>{{ hw_</w:t>
+            </w:r>
+            <w:r>
+              <w:rPr>
+                <w:rFonts w:ascii="Arial Narrow" w:hAnsi="Arial Narrow"/>
+                <w:sz w:val="22"/>
+                <w:szCs w:val="22"/>
+                <w:lang w:val="es-CO"/>
+              </w:rPr>
+              <w:t>9</w:t>
+            </w:r>
+            <w:r>
+              <w:rPr>
+                <w:rFonts w:ascii="Arial Narrow" w:hAnsi="Arial Narrow"/>
+                <w:sz w:val="22"/>
+                <w:szCs w:val="22"/>
+                <w:lang w:val="es-CO"/>
+              </w:rPr>
+              <w:t>_tipo }}</w:t>
+            </w:r>
           </w:p>
         </w:tc>
         <w:tc>
@@ -2015,6 +3232,33 @@
                 <w:szCs w:val="22"/>
               </w:rPr>
             </w:pPr>
+            <w:r>
+              <w:rPr>
+                <w:rFonts w:ascii="Arial Narrow" w:hAnsi="Arial Narrow"/>
+                <w:sz w:val="22"/>
+                <w:szCs w:val="22"/>
+                <w:lang w:val="es-CO"/>
+              </w:rPr>
+              <w:t>{{ hw_</w:t>
+            </w:r>
+            <w:r>
+              <w:rPr>
+                <w:rFonts w:ascii="Arial Narrow" w:hAnsi="Arial Narrow"/>
+                <w:sz w:val="22"/>
+                <w:szCs w:val="22"/>
+                <w:lang w:val="es-CO"/>
+              </w:rPr>
+              <w:t>9</w:t>
+            </w:r>
+            <w:r>
+              <w:rPr>
+                <w:rFonts w:ascii="Arial Narrow" w:hAnsi="Arial Narrow"/>
+                <w:sz w:val="22"/>
+                <w:szCs w:val="22"/>
+                <w:lang w:val="es-CO"/>
+              </w:rPr>
+              <w:t>_descripcion }}</w:t>
+            </w:r>
           </w:p>
         </w:tc>
         <w:tc>
@@ -2030,6 +3274,33 @@
                 <w:szCs w:val="22"/>
               </w:rPr>
             </w:pPr>
+            <w:r>
+              <w:rPr>
+                <w:rFonts w:ascii="Arial Narrow" w:hAnsi="Arial Narrow"/>
+                <w:sz w:val="22"/>
+                <w:szCs w:val="22"/>
+                <w:lang w:val="es-CO"/>
+              </w:rPr>
+              <w:t>{{ hw_</w:t>
+            </w:r>
+            <w:r>
+              <w:rPr>
+                <w:rFonts w:ascii="Arial Narrow" w:hAnsi="Arial Narrow"/>
+                <w:sz w:val="22"/>
+                <w:szCs w:val="22"/>
+                <w:lang w:val="es-CO"/>
+              </w:rPr>
+              <w:t>9</w:t>
+            </w:r>
+            <w:r>
+              <w:rPr>
+                <w:rFonts w:ascii="Arial Narrow" w:hAnsi="Arial Narrow"/>
+                <w:sz w:val="22"/>
+                <w:szCs w:val="22"/>
+                <w:lang w:val="es-CO"/>
+              </w:rPr>
+              <w:t>_programa }}</w:t>
+            </w:r>
           </w:p>
         </w:tc>
       </w:tr>
@@ -2047,6 +3318,33 @@
                 <w:szCs w:val="22"/>
               </w:rPr>
             </w:pPr>
+            <w:r>
+              <w:rPr>
+                <w:rFonts w:ascii="Arial Narrow" w:hAnsi="Arial Narrow"/>
+                <w:sz w:val="22"/>
+                <w:szCs w:val="22"/>
+                <w:lang w:val="es-CO"/>
+              </w:rPr>
+              <w:t>{{ hw_</w:t>
+            </w:r>
+            <w:r>
+              <w:rPr>
+                <w:rFonts w:ascii="Arial Narrow" w:hAnsi="Arial Narrow"/>
+                <w:sz w:val="22"/>
+                <w:szCs w:val="22"/>
+                <w:lang w:val="es-CO"/>
+              </w:rPr>
+              <w:t>10</w:t>
+            </w:r>
+            <w:r>
+              <w:rPr>
+                <w:rFonts w:ascii="Arial Narrow" w:hAnsi="Arial Narrow"/>
+                <w:sz w:val="22"/>
+                <w:szCs w:val="22"/>
+                <w:lang w:val="es-CO"/>
+              </w:rPr>
+              <w:t>_tipo }}</w:t>
+            </w:r>
           </w:p>
         </w:tc>
         <w:tc>
@@ -2062,6 +3360,33 @@
                 <w:szCs w:val="22"/>
               </w:rPr>
             </w:pPr>
+            <w:r>
+              <w:rPr>
+                <w:rFonts w:ascii="Arial Narrow" w:hAnsi="Arial Narrow"/>
+                <w:sz w:val="22"/>
+                <w:szCs w:val="22"/>
+                <w:lang w:val="es-CO"/>
+              </w:rPr>
+              <w:t>{{ hw_1</w:t>
+            </w:r>
+            <w:r>
+              <w:rPr>
+                <w:rFonts w:ascii="Arial Narrow" w:hAnsi="Arial Narrow"/>
+                <w:sz w:val="22"/>
+                <w:szCs w:val="22"/>
+                <w:lang w:val="es-CO"/>
+              </w:rPr>
+              <w:t>0</w:t>
+            </w:r>
+            <w:r>
+              <w:rPr>
+                <w:rFonts w:ascii="Arial Narrow" w:hAnsi="Arial Narrow"/>
+                <w:sz w:val="22"/>
+                <w:szCs w:val="22"/>
+                <w:lang w:val="es-CO"/>
+              </w:rPr>
+              <w:t>_descripcion }}</w:t>
+            </w:r>
           </w:p>
         </w:tc>
         <w:tc>
@@ -2077,6 +3402,33 @@
                 <w:szCs w:val="22"/>
               </w:rPr>
             </w:pPr>
+            <w:r>
+              <w:rPr>
+                <w:rFonts w:ascii="Arial Narrow" w:hAnsi="Arial Narrow"/>
+                <w:sz w:val="22"/>
+                <w:szCs w:val="22"/>
+                <w:lang w:val="es-CO"/>
+              </w:rPr>
+              <w:t>{{ hw_1</w:t>
+            </w:r>
+            <w:r>
+              <w:rPr>
+                <w:rFonts w:ascii="Arial Narrow" w:hAnsi="Arial Narrow"/>
+                <w:sz w:val="22"/>
+                <w:szCs w:val="22"/>
+                <w:lang w:val="es-CO"/>
+              </w:rPr>
+              <w:t>0</w:t>
+            </w:r>
+            <w:r>
+              <w:rPr>
+                <w:rFonts w:ascii="Arial Narrow" w:hAnsi="Arial Narrow"/>
+                <w:sz w:val="22"/>
+                <w:szCs w:val="22"/>
+                <w:lang w:val="es-CO"/>
+              </w:rPr>
+              <w:t>_programa }}</w:t>
+            </w:r>
           </w:p>
         </w:tc>
       </w:tr>
@@ -2094,6 +3446,33 @@
                 <w:szCs w:val="22"/>
               </w:rPr>
             </w:pPr>
+            <w:r>
+              <w:rPr>
+                <w:rFonts w:ascii="Arial Narrow" w:hAnsi="Arial Narrow"/>
+                <w:sz w:val="22"/>
+                <w:szCs w:val="22"/>
+                <w:lang w:val="es-CO"/>
+              </w:rPr>
+              <w:t>{{ hw_</w:t>
+            </w:r>
+            <w:r>
+              <w:rPr>
+                <w:rFonts w:ascii="Arial Narrow" w:hAnsi="Arial Narrow"/>
+                <w:sz w:val="22"/>
+                <w:szCs w:val="22"/>
+                <w:lang w:val="es-CO"/>
+              </w:rPr>
+              <w:t>11</w:t>
+            </w:r>
+            <w:r>
+              <w:rPr>
+                <w:rFonts w:ascii="Arial Narrow" w:hAnsi="Arial Narrow"/>
+                <w:sz w:val="22"/>
+                <w:szCs w:val="22"/>
+                <w:lang w:val="es-CO"/>
+              </w:rPr>
+              <w:t>_tipo }}</w:t>
+            </w:r>
           </w:p>
         </w:tc>
         <w:tc>
@@ -2109,6 +3488,33 @@
                 <w:szCs w:val="22"/>
               </w:rPr>
             </w:pPr>
+            <w:r>
+              <w:rPr>
+                <w:rFonts w:ascii="Arial Narrow" w:hAnsi="Arial Narrow"/>
+                <w:sz w:val="22"/>
+                <w:szCs w:val="22"/>
+                <w:lang w:val="es-CO"/>
+              </w:rPr>
+              <w:t>{{ hw_1</w:t>
+            </w:r>
+            <w:r>
+              <w:rPr>
+                <w:rFonts w:ascii="Arial Narrow" w:hAnsi="Arial Narrow"/>
+                <w:sz w:val="22"/>
+                <w:szCs w:val="22"/>
+                <w:lang w:val="es-CO"/>
+              </w:rPr>
+              <w:t>1</w:t>
+            </w:r>
+            <w:r>
+              <w:rPr>
+                <w:rFonts w:ascii="Arial Narrow" w:hAnsi="Arial Narrow"/>
+                <w:sz w:val="22"/>
+                <w:szCs w:val="22"/>
+                <w:lang w:val="es-CO"/>
+              </w:rPr>
+              <w:t>_descripcion }}</w:t>
+            </w:r>
           </w:p>
         </w:tc>
         <w:tc>
@@ -2124,339 +3530,47 @@
                 <w:szCs w:val="22"/>
               </w:rPr>
             </w:pPr>
-          </w:p>
-        </w:tc>
-      </w:tr>
-      <w:tr>
-        <w:tc>
-          <w:tcPr>
-            <w:tcW w:w="3190" w:type="dxa"/>
-            <w:shd w:val="clear" w:color="auto" w:fill="FFFFFF"/>
-          </w:tcPr>
-          <w:p>
-            <w:pPr>
-              <w:rPr>
-                <w:rFonts w:ascii="Arial Narrow" w:hAnsi="Arial Narrow"/>
-                <w:sz w:val="22"/>
-                <w:szCs w:val="22"/>
-              </w:rPr>
-            </w:pPr>
-          </w:p>
-        </w:tc>
-        <w:tc>
-          <w:tcPr>
-            <w:tcW w:w="3190" w:type="dxa"/>
-            <w:shd w:val="clear" w:color="auto" w:fill="FFFFFF"/>
-          </w:tcPr>
-          <w:p>
-            <w:pPr>
-              <w:rPr>
-                <w:rFonts w:ascii="Arial Narrow" w:hAnsi="Arial Narrow"/>
-                <w:sz w:val="22"/>
-                <w:szCs w:val="22"/>
-              </w:rPr>
-            </w:pPr>
-          </w:p>
-        </w:tc>
-        <w:tc>
-          <w:tcPr>
-            <w:tcW w:w="4111" w:type="dxa"/>
-            <w:shd w:val="clear" w:color="auto" w:fill="FFFFFF"/>
-          </w:tcPr>
-          <w:p>
-            <w:pPr>
-              <w:rPr>
-                <w:rFonts w:ascii="Arial Narrow" w:hAnsi="Arial Narrow"/>
-                <w:sz w:val="22"/>
-                <w:szCs w:val="22"/>
-              </w:rPr>
-            </w:pPr>
-          </w:p>
-        </w:tc>
-      </w:tr>
-      <w:tr>
-        <w:tc>
-          <w:tcPr>
-            <w:tcW w:w="3190" w:type="dxa"/>
-            <w:shd w:val="clear" w:color="auto" w:fill="FFFFFF"/>
-          </w:tcPr>
-          <w:p>
-            <w:pPr>
-              <w:rPr>
-                <w:rFonts w:ascii="Arial Narrow" w:hAnsi="Arial Narrow"/>
-                <w:sz w:val="22"/>
-                <w:szCs w:val="22"/>
-              </w:rPr>
-            </w:pPr>
-          </w:p>
-        </w:tc>
-        <w:tc>
-          <w:tcPr>
-            <w:tcW w:w="3190" w:type="dxa"/>
-            <w:shd w:val="clear" w:color="auto" w:fill="FFFFFF"/>
-          </w:tcPr>
-          <w:p>
-            <w:pPr>
-              <w:rPr>
-                <w:rFonts w:ascii="Arial Narrow" w:hAnsi="Arial Narrow"/>
-                <w:sz w:val="22"/>
-                <w:szCs w:val="22"/>
-              </w:rPr>
-            </w:pPr>
-          </w:p>
-        </w:tc>
-        <w:tc>
-          <w:tcPr>
-            <w:tcW w:w="4111" w:type="dxa"/>
-            <w:shd w:val="clear" w:color="auto" w:fill="FFFFFF"/>
-          </w:tcPr>
-          <w:p>
-            <w:pPr>
-              <w:rPr>
-                <w:rFonts w:ascii="Arial Narrow" w:hAnsi="Arial Narrow"/>
-                <w:sz w:val="22"/>
-                <w:szCs w:val="22"/>
-              </w:rPr>
-            </w:pPr>
-          </w:p>
-        </w:tc>
-      </w:tr>
-      <w:tr>
-        <w:tc>
-          <w:tcPr>
-            <w:tcW w:w="3190" w:type="dxa"/>
-            <w:shd w:val="clear" w:color="auto" w:fill="FFFFFF"/>
-          </w:tcPr>
-          <w:p>
-            <w:pPr>
-              <w:rPr>
-                <w:rFonts w:ascii="Arial Narrow" w:hAnsi="Arial Narrow"/>
-                <w:sz w:val="22"/>
-                <w:szCs w:val="22"/>
-              </w:rPr>
-            </w:pPr>
-          </w:p>
-        </w:tc>
-        <w:tc>
-          <w:tcPr>
-            <w:tcW w:w="3190" w:type="dxa"/>
-            <w:shd w:val="clear" w:color="auto" w:fill="FFFFFF"/>
-          </w:tcPr>
-          <w:p>
-            <w:pPr>
-              <w:rPr>
-                <w:rFonts w:ascii="Arial Narrow" w:hAnsi="Arial Narrow"/>
-                <w:sz w:val="22"/>
-                <w:szCs w:val="22"/>
-              </w:rPr>
-            </w:pPr>
-          </w:p>
-        </w:tc>
-        <w:tc>
-          <w:tcPr>
-            <w:tcW w:w="4111" w:type="dxa"/>
-            <w:shd w:val="clear" w:color="auto" w:fill="FFFFFF"/>
-          </w:tcPr>
-          <w:p>
-            <w:pPr>
-              <w:rPr>
-                <w:rFonts w:ascii="Arial Narrow" w:hAnsi="Arial Narrow"/>
-                <w:sz w:val="22"/>
-                <w:szCs w:val="22"/>
-              </w:rPr>
-            </w:pPr>
-          </w:p>
-        </w:tc>
-      </w:tr>
-      <w:tr>
-        <w:tc>
-          <w:tcPr>
-            <w:tcW w:w="3190" w:type="dxa"/>
-            <w:shd w:val="clear" w:color="auto" w:fill="FFFFFF"/>
-          </w:tcPr>
-          <w:p>
-            <w:pPr>
-              <w:rPr>
-                <w:rFonts w:ascii="Arial Narrow" w:hAnsi="Arial Narrow"/>
-                <w:sz w:val="22"/>
-                <w:szCs w:val="22"/>
-              </w:rPr>
-            </w:pPr>
-          </w:p>
-        </w:tc>
-        <w:tc>
-          <w:tcPr>
-            <w:tcW w:w="3190" w:type="dxa"/>
-            <w:shd w:val="clear" w:color="auto" w:fill="FFFFFF"/>
-          </w:tcPr>
-          <w:p>
-            <w:pPr>
-              <w:rPr>
-                <w:rFonts w:ascii="Arial Narrow" w:hAnsi="Arial Narrow"/>
-                <w:sz w:val="22"/>
-                <w:szCs w:val="22"/>
-              </w:rPr>
-            </w:pPr>
-          </w:p>
-        </w:tc>
-        <w:tc>
-          <w:tcPr>
-            <w:tcW w:w="4111" w:type="dxa"/>
-            <w:shd w:val="clear" w:color="auto" w:fill="FFFFFF"/>
-          </w:tcPr>
-          <w:p>
-            <w:pPr>
-              <w:rPr>
-                <w:rFonts w:ascii="Arial Narrow" w:hAnsi="Arial Narrow"/>
-                <w:sz w:val="22"/>
-                <w:szCs w:val="22"/>
-              </w:rPr>
-            </w:pPr>
-          </w:p>
-        </w:tc>
-      </w:tr>
-      <w:tr>
-        <w:tc>
-          <w:tcPr>
-            <w:tcW w:w="3190" w:type="dxa"/>
-            <w:shd w:val="clear" w:color="auto" w:fill="FFFFFF"/>
-          </w:tcPr>
-          <w:p>
-            <w:pPr>
-              <w:rPr>
-                <w:rFonts w:ascii="Arial Narrow" w:hAnsi="Arial Narrow"/>
-                <w:sz w:val="22"/>
-                <w:szCs w:val="22"/>
-              </w:rPr>
-            </w:pPr>
-          </w:p>
-        </w:tc>
-        <w:tc>
-          <w:tcPr>
-            <w:tcW w:w="3190" w:type="dxa"/>
-            <w:shd w:val="clear" w:color="auto" w:fill="FFFFFF"/>
-          </w:tcPr>
-          <w:p>
-            <w:pPr>
-              <w:rPr>
-                <w:rFonts w:ascii="Arial Narrow" w:hAnsi="Arial Narrow"/>
-                <w:sz w:val="22"/>
-                <w:szCs w:val="22"/>
-              </w:rPr>
-            </w:pPr>
-          </w:p>
-        </w:tc>
-        <w:tc>
-          <w:tcPr>
-            <w:tcW w:w="4111" w:type="dxa"/>
-            <w:shd w:val="clear" w:color="auto" w:fill="FFFFFF"/>
-          </w:tcPr>
-          <w:p>
-            <w:pPr>
-              <w:rPr>
-                <w:rFonts w:ascii="Arial Narrow" w:hAnsi="Arial Narrow"/>
-                <w:sz w:val="22"/>
-                <w:szCs w:val="22"/>
-              </w:rPr>
-            </w:pPr>
-          </w:p>
-        </w:tc>
-      </w:tr>
-      <w:tr>
-        <w:tc>
-          <w:tcPr>
-            <w:tcW w:w="3190" w:type="dxa"/>
-            <w:shd w:val="clear" w:color="auto" w:fill="FFFFFF"/>
-          </w:tcPr>
-          <w:p>
-            <w:pPr>
-              <w:rPr>
-                <w:rFonts w:ascii="Arial Narrow" w:hAnsi="Arial Narrow"/>
-                <w:sz w:val="22"/>
-                <w:szCs w:val="22"/>
-              </w:rPr>
-            </w:pPr>
-          </w:p>
-        </w:tc>
-        <w:tc>
-          <w:tcPr>
-            <w:tcW w:w="3190" w:type="dxa"/>
-            <w:shd w:val="clear" w:color="auto" w:fill="FFFFFF"/>
-          </w:tcPr>
-          <w:p>
-            <w:pPr>
-              <w:rPr>
-                <w:rFonts w:ascii="Arial Narrow" w:hAnsi="Arial Narrow"/>
-                <w:sz w:val="22"/>
-                <w:szCs w:val="22"/>
-              </w:rPr>
-            </w:pPr>
-          </w:p>
-        </w:tc>
-        <w:tc>
-          <w:tcPr>
-            <w:tcW w:w="4111" w:type="dxa"/>
-            <w:shd w:val="clear" w:color="auto" w:fill="FFFFFF"/>
-          </w:tcPr>
-          <w:p>
-            <w:pPr>
-              <w:rPr>
-                <w:rFonts w:ascii="Arial Narrow" w:hAnsi="Arial Narrow"/>
-                <w:sz w:val="22"/>
-                <w:szCs w:val="22"/>
-              </w:rPr>
-            </w:pPr>
-          </w:p>
-        </w:tc>
-      </w:tr>
-      <w:tr>
-        <w:tc>
-          <w:tcPr>
-            <w:tcW w:w="3190" w:type="dxa"/>
-            <w:shd w:val="clear" w:color="auto" w:fill="FFFFFF"/>
-          </w:tcPr>
-          <w:p>
-            <w:pPr>
-              <w:rPr>
-                <w:rFonts w:ascii="Arial Narrow" w:hAnsi="Arial Narrow"/>
-                <w:sz w:val="22"/>
-                <w:szCs w:val="22"/>
-              </w:rPr>
-            </w:pPr>
-          </w:p>
-        </w:tc>
-        <w:tc>
-          <w:tcPr>
-            <w:tcW w:w="3190" w:type="dxa"/>
-            <w:shd w:val="clear" w:color="auto" w:fill="FFFFFF"/>
-          </w:tcPr>
-          <w:p>
-            <w:pPr>
-              <w:rPr>
-                <w:rFonts w:ascii="Arial Narrow" w:hAnsi="Arial Narrow"/>
-                <w:sz w:val="22"/>
-                <w:szCs w:val="22"/>
-              </w:rPr>
-            </w:pPr>
-          </w:p>
-        </w:tc>
-        <w:tc>
-          <w:tcPr>
-            <w:tcW w:w="4111" w:type="dxa"/>
-            <w:shd w:val="clear" w:color="auto" w:fill="FFFFFF"/>
-          </w:tcPr>
-          <w:p>
-            <w:pPr>
-              <w:rPr>
-                <w:rFonts w:ascii="Arial Narrow" w:hAnsi="Arial Narrow"/>
-                <w:sz w:val="22"/>
-                <w:szCs w:val="22"/>
-              </w:rPr>
-            </w:pPr>
+            <w:r>
+              <w:rPr>
+                <w:rFonts w:ascii="Arial Narrow" w:hAnsi="Arial Narrow"/>
+                <w:sz w:val="22"/>
+                <w:szCs w:val="22"/>
+                <w:lang w:val="es-CO"/>
+              </w:rPr>
+              <w:t>{{ hw_1</w:t>
+            </w:r>
+            <w:r>
+              <w:rPr>
+                <w:rFonts w:ascii="Arial Narrow" w:hAnsi="Arial Narrow"/>
+                <w:sz w:val="22"/>
+                <w:szCs w:val="22"/>
+                <w:lang w:val="es-CO"/>
+              </w:rPr>
+              <w:t>1</w:t>
+            </w:r>
+            <w:r>
+              <w:rPr>
+                <w:rFonts w:ascii="Arial Narrow" w:hAnsi="Arial Narrow"/>
+                <w:sz w:val="22"/>
+                <w:szCs w:val="22"/>
+                <w:lang w:val="es-CO"/>
+              </w:rPr>
+              <w:t>_programa }}</w:t>
+            </w:r>
           </w:p>
         </w:tc>
       </w:tr>
     </w:tbl>
+    <w:p>
+      <w:pPr>
+        <w:pStyle w:val="Textoindependiente"/>
+        <w:jc w:val="left"/>
+        <w:rPr>
+          <w:rFonts w:ascii="Arial Narrow" w:hAnsi="Arial Narrow" w:cs="Arial"/>
+          <w:szCs w:val="22"/>
+        </w:rPr>
+      </w:pPr>
+    </w:p>
     <w:p>
       <w:pPr>
         <w:pStyle w:val="Textoindependiente"/>
@@ -2465,17 +3579,7 @@
         <w:rPr>
           <w:rFonts w:ascii="Arial Narrow" w:hAnsi="Arial Narrow" w:cs="Arial"/>
           <w:szCs w:val="22"/>
-        </w:rPr>
-      </w:pPr>
-    </w:p>
-    <w:p>
-      <w:pPr>
-        <w:pStyle w:val="Textoindependiente"/>
-        <w:ind w:hanging="993"/>
-        <w:jc w:val="left"/>
-        <w:rPr>
-          <w:rFonts w:ascii="Arial Narrow" w:hAnsi="Arial Narrow" w:cs="Arial"/>
-          <w:szCs w:val="22"/>
+          <w:u w:val="single"/>
         </w:rPr>
       </w:pPr>
       <w:r>
@@ -2667,6 +3771,7 @@
           <w:rFonts w:ascii="Arial Narrow" w:hAnsi="Arial Narrow" w:cs="Arial"/>
           <w:sz w:val="22"/>
           <w:szCs w:val="22"/>
+          <w:u w:val="single"/>
         </w:rPr>
       </w:pPr>
       <w:r>
@@ -2747,6 +3852,14 @@
           <w:sz w:val="22"/>
           <w:szCs w:val="22"/>
         </w:rPr>
+        <w:t>:</w:t>
+      </w:r>
+      <w:r>
+        <w:rPr>
+          <w:rFonts w:ascii="Arial Narrow" w:hAnsi="Arial Narrow" w:cs="Arial"/>
+          <w:sz w:val="22"/>
+          <w:szCs w:val="22"/>
+        </w:rPr>
         <w:t xml:space="preserve"> </w:t>
       </w:r>
       <w:r>
@@ -2778,7 +3891,17 @@
           <w:szCs w:val="22"/>
           <w:lang w:val="es-CO"/>
         </w:rPr>
-        <w:t>cargo_entregado</w:t>
+        <w:t>cargo_</w:t>
+      </w:r>
+      <w:r>
+        <w:rPr>
+          <w:rFonts w:ascii="Arial Narrow" w:hAnsi="Arial Narrow" w:cs="Arial"/>
+          <w:bCs/>
+          <w:sz w:val="22"/>
+          <w:szCs w:val="22"/>
+          <w:lang w:val="es-CO"/>
+        </w:rPr>
+        <w:t>recibe</w:t>
       </w:r>
       <w:proofErr w:type="spellEnd"/>
       <w:r>
@@ -2791,33 +3914,6 @@
         </w:rPr>
         <w:t xml:space="preserve"> }}</w:t>
       </w:r>
-    </w:p>
-    <w:p>
-      <w:pPr>
-        <w:rPr>
-          <w:rFonts w:ascii="Arial Narrow" w:hAnsi="Arial Narrow"/>
-          <w:vanish/>
-          <w:sz w:val="22"/>
-          <w:szCs w:val="22"/>
-        </w:rPr>
-      </w:pPr>
-      <w:r>
-        <w:rPr>
-          <w:rFonts w:ascii="Arial Narrow" w:hAnsi="Arial Narrow"/>
-        </w:rPr>
-        <w:tab/>
-        <w:t xml:space="preserve"> </w:t>
-      </w:r>
-    </w:p>
-    <w:p>
-      <w:pPr>
-        <w:pStyle w:val="Textocomentario"/>
-        <w:spacing w:beforeLines="20" w:before="48" w:afterLines="20" w:after="48"/>
-        <w:rPr>
-          <w:rFonts w:ascii="Arial" w:hAnsi="Arial" w:cs="Arial"/>
-          <w:lang w:val="pt-BR"/>
-        </w:rPr>
-      </w:pPr>
     </w:p>
     <w:sectPr>
       <w:headerReference w:type="default" r:id="rId10"/>

--- a/plantillas/Acta de Entrega 2 2 - copia.docx
+++ b/plantillas/Acta de Entrega 2 2 - copia.docx
@@ -62,7 +62,7 @@
                 <v:shape id="_x0000_i1025" type="#_x0000_t75" style="width:2in;height:42pt" o:ole="">
                   <v:imagedata r:id="rId8" o:title=""/>
                 </v:shape>
-                <o:OLEObject Type="Embed" ProgID="PBrush" ShapeID="_x0000_i1025" DrawAspect="Content" ObjectID="_1845709306" r:id="rId9"/>
+                <o:OLEObject Type="Embed" ProgID="PBrush" ShapeID="_x0000_i1025" DrawAspect="Content" ObjectID="_1845806455" r:id="rId9"/>
               </w:object>
             </w:r>
           </w:p>
@@ -302,6 +302,7 @@
                 <w:lang w:val="es-CO"/>
               </w:rPr>
             </w:pPr>
+            <w:proofErr w:type="gramStart"/>
             <w:r>
               <w:rPr>
                 <w:rFonts w:ascii="Arial Narrow" w:hAnsi="Arial Narrow"/>
@@ -324,6 +325,7 @@
               <w:t>dia</w:t>
             </w:r>
             <w:proofErr w:type="spellEnd"/>
+            <w:proofErr w:type="gramEnd"/>
             <w:r>
               <w:rPr>
                 <w:rFonts w:ascii="Arial Narrow" w:hAnsi="Arial Narrow"/>
@@ -353,6 +355,7 @@
                 <w:lang w:val="es-CO"/>
               </w:rPr>
             </w:pPr>
+            <w:proofErr w:type="gramStart"/>
             <w:r>
               <w:rPr>
                 <w:rFonts w:ascii="Arial Narrow" w:hAnsi="Arial Narrow"/>
@@ -373,6 +376,7 @@
               </w:rPr>
               <w:t>mes</w:t>
             </w:r>
+            <w:proofErr w:type="gramEnd"/>
             <w:r>
               <w:rPr>
                 <w:rFonts w:ascii="Arial Narrow" w:hAnsi="Arial Narrow"/>
@@ -401,6 +405,7 @@
                 <w:lang w:val="es-CO"/>
               </w:rPr>
             </w:pPr>
+            <w:proofErr w:type="gramStart"/>
             <w:r>
               <w:rPr>
                 <w:rFonts w:ascii="Arial Narrow" w:hAnsi="Arial Narrow" w:cs="Arial"/>
@@ -443,6 +448,7 @@
               <w:t>o</w:t>
             </w:r>
             <w:proofErr w:type="spellEnd"/>
+            <w:proofErr w:type="gramEnd"/>
             <w:r>
               <w:rPr>
                 <w:rFonts w:ascii="Arial Narrow" w:hAnsi="Arial Narrow" w:cs="Arial"/>
@@ -507,6 +513,7 @@
               </w:rPr>
             </w:pPr>
             <w:bookmarkStart w:id="1" w:name="OLE_LINK9"/>
+            <w:proofErr w:type="gramStart"/>
             <w:r>
               <w:rPr>
                 <w:rFonts w:ascii="Arial Narrow" w:hAnsi="Arial Narrow" w:cs="Arial"/>
@@ -526,7 +533,18 @@
                 <w:szCs w:val="22"/>
                 <w:lang w:val="es-CO"/>
               </w:rPr>
-              <w:t>entregado_a</w:t>
+              <w:t>entregado</w:t>
+            </w:r>
+            <w:proofErr w:type="gramEnd"/>
+            <w:r>
+              <w:rPr>
+                <w:rFonts w:ascii="Arial Narrow" w:hAnsi="Arial Narrow" w:cs="Arial"/>
+                <w:bCs/>
+                <w:sz w:val="22"/>
+                <w:szCs w:val="22"/>
+                <w:lang w:val="es-CO"/>
+              </w:rPr>
+              <w:t>_a</w:t>
             </w:r>
             <w:proofErr w:type="spellEnd"/>
             <w:r>
@@ -585,6 +603,7 @@
               </w:rPr>
             </w:pPr>
             <w:bookmarkStart w:id="2" w:name="OLE_LINK10"/>
+            <w:proofErr w:type="gramStart"/>
             <w:r>
               <w:rPr>
                 <w:rFonts w:ascii="Arial Narrow" w:hAnsi="Arial Narrow" w:cs="Arial"/>
@@ -614,7 +633,18 @@
                 <w:szCs w:val="22"/>
                 <w:lang w:val="es-CO"/>
               </w:rPr>
-              <w:t>cargo_</w:t>
+              <w:t>cargo</w:t>
+            </w:r>
+            <w:proofErr w:type="gramEnd"/>
+            <w:r>
+              <w:rPr>
+                <w:rFonts w:ascii="Arial Narrow" w:hAnsi="Arial Narrow" w:cs="Arial"/>
+                <w:bCs/>
+                <w:sz w:val="22"/>
+                <w:szCs w:val="22"/>
+                <w:lang w:val="es-CO"/>
+              </w:rPr>
+              <w:t>_</w:t>
             </w:r>
             <w:r>
               <w:rPr>
@@ -641,7 +671,6 @@
           </w:p>
         </w:tc>
       </w:tr>
-      <w:bookmarkEnd w:id="0"/>
       <w:tr>
         <w:trPr>
           <w:trHeight w:val="421"/>
@@ -663,6 +692,8 @@
                 <w:szCs w:val="20"/>
               </w:rPr>
             </w:pPr>
+            <w:bookmarkStart w:id="3" w:name="OLE_LINK11"/>
+            <w:bookmarkEnd w:id="0"/>
             <w:r>
               <w:rPr>
                 <w:rFonts w:ascii="Arial Narrow" w:hAnsi="Arial Narrow" w:cs="Arial"/>
@@ -702,7 +733,8 @@
                 <w:lang w:val="es-CO"/>
               </w:rPr>
             </w:pPr>
-            <w:bookmarkStart w:id="3" w:name="OLE_LINK6"/>
+            <w:bookmarkStart w:id="4" w:name="OLE_LINK6"/>
+            <w:proofErr w:type="gramStart"/>
             <w:r>
               <w:rPr>
                 <w:rFonts w:ascii="Arial Narrow" w:hAnsi="Arial Narrow" w:cs="Arial"/>
@@ -722,7 +754,18 @@
                 <w:szCs w:val="22"/>
                 <w:lang w:val="es-CO"/>
               </w:rPr>
-              <w:t>entregado_</w:t>
+              <w:t>entregado</w:t>
+            </w:r>
+            <w:proofErr w:type="gramEnd"/>
+            <w:r>
+              <w:rPr>
+                <w:rFonts w:ascii="Arial Narrow" w:hAnsi="Arial Narrow" w:cs="Arial"/>
+                <w:bCs/>
+                <w:sz w:val="22"/>
+                <w:szCs w:val="22"/>
+                <w:lang w:val="es-CO"/>
+              </w:rPr>
+              <w:t>_</w:t>
             </w:r>
             <w:r>
               <w:rPr>
@@ -745,7 +788,7 @@
               </w:rPr>
               <w:t xml:space="preserve"> }}</w:t>
             </w:r>
-            <w:bookmarkEnd w:id="3"/>
+            <w:bookmarkEnd w:id="4"/>
           </w:p>
         </w:tc>
         <w:tc>
@@ -792,6 +835,7 @@
                 <w:lang w:val="es-CO"/>
               </w:rPr>
             </w:pPr>
+            <w:proofErr w:type="gramStart"/>
             <w:r>
               <w:rPr>
                 <w:rFonts w:ascii="Arial Narrow" w:hAnsi="Arial Narrow" w:cs="Arial"/>
@@ -821,7 +865,18 @@
                 <w:szCs w:val="22"/>
                 <w:lang w:val="es-CO"/>
               </w:rPr>
-              <w:t>cargo_entrega</w:t>
+              <w:t>cargo</w:t>
+            </w:r>
+            <w:proofErr w:type="gramEnd"/>
+            <w:r>
+              <w:rPr>
+                <w:rFonts w:ascii="Arial Narrow" w:hAnsi="Arial Narrow" w:cs="Arial"/>
+                <w:bCs/>
+                <w:sz w:val="22"/>
+                <w:szCs w:val="22"/>
+                <w:lang w:val="es-CO"/>
+              </w:rPr>
+              <w:t>_entrega</w:t>
             </w:r>
             <w:proofErr w:type="spellEnd"/>
             <w:r>
@@ -837,6 +892,7 @@
           </w:p>
         </w:tc>
       </w:tr>
+      <w:bookmarkEnd w:id="3"/>
       <w:tr>
         <w:trPr>
           <w:trHeight w:val="421"/>
@@ -890,6 +946,7 @@
                 <w:lang w:val="es-CO"/>
               </w:rPr>
             </w:pPr>
+            <w:proofErr w:type="gramStart"/>
             <w:r>
               <w:rPr>
                 <w:rFonts w:ascii="Arial Narrow" w:hAnsi="Arial Narrow" w:cs="Arial"/>
@@ -899,7 +956,19 @@
                 <w:u w:val="single"/>
                 <w:lang w:val="es-CO"/>
               </w:rPr>
-              <w:t>{{ asunto }}</w:t>
+              <w:t>{{ asunto</w:t>
+            </w:r>
+            <w:proofErr w:type="gramEnd"/>
+            <w:r>
+              <w:rPr>
+                <w:rFonts w:ascii="Arial Narrow" w:hAnsi="Arial Narrow" w:cs="Arial"/>
+                <w:bCs/>
+                <w:sz w:val="22"/>
+                <w:szCs w:val="22"/>
+                <w:u w:val="single"/>
+                <w:lang w:val="es-CO"/>
+              </w:rPr>
+              <w:t xml:space="preserve"> }}</w:t>
             </w:r>
           </w:p>
         </w:tc>
@@ -1143,19 +1212,31 @@
                 <w:lang w:val="es-CO"/>
               </w:rPr>
             </w:pPr>
-            <w:bookmarkStart w:id="4" w:name="OLE_LINK5"/>
-            <w:bookmarkStart w:id="5" w:name="OLE_LINK7"/>
-            <w:r>
-              <w:rPr>
-                <w:rFonts w:ascii="Arial Narrow" w:hAnsi="Arial Narrow" w:cs="Arial"/>
-                <w:bCs/>
-                <w:sz w:val="22"/>
-                <w:szCs w:val="22"/>
-                <w:lang w:val="es-CO"/>
-              </w:rPr>
-              <w:t>{{ eq_1_marca }}</w:t>
-            </w:r>
-            <w:bookmarkEnd w:id="4"/>
+            <w:bookmarkStart w:id="5" w:name="OLE_LINK5"/>
+            <w:bookmarkStart w:id="6" w:name="OLE_LINK7"/>
+            <w:proofErr w:type="gramStart"/>
+            <w:r>
+              <w:rPr>
+                <w:rFonts w:ascii="Arial Narrow" w:hAnsi="Arial Narrow" w:cs="Arial"/>
+                <w:bCs/>
+                <w:sz w:val="22"/>
+                <w:szCs w:val="22"/>
+                <w:lang w:val="es-CO"/>
+              </w:rPr>
+              <w:t>{{ eq</w:t>
+            </w:r>
+            <w:proofErr w:type="gramEnd"/>
+            <w:r>
+              <w:rPr>
+                <w:rFonts w:ascii="Arial Narrow" w:hAnsi="Arial Narrow" w:cs="Arial"/>
+                <w:bCs/>
+                <w:sz w:val="22"/>
+                <w:szCs w:val="22"/>
+                <w:lang w:val="es-CO"/>
+              </w:rPr>
+              <w:t>_1_marca }}</w:t>
+            </w:r>
+            <w:bookmarkEnd w:id="5"/>
           </w:p>
         </w:tc>
         <w:tc>
@@ -1174,20 +1255,33 @@
                 <w:lang w:val="es-CO"/>
               </w:rPr>
             </w:pPr>
-            <w:bookmarkStart w:id="6" w:name="OLE_LINK2"/>
-            <w:r>
-              <w:rPr>
-                <w:rFonts w:ascii="Arial Narrow" w:hAnsi="Arial Narrow" w:cs="Arial"/>
-                <w:bCs/>
-                <w:sz w:val="22"/>
-                <w:szCs w:val="22"/>
-                <w:lang w:val="es-CO"/>
-              </w:rPr>
-              <w:t>{{ eq_1_tipo }}</w:t>
-            </w:r>
+            <w:bookmarkStart w:id="7" w:name="OLE_LINK2"/>
+            <w:bookmarkStart w:id="8" w:name="OLE_LINK12"/>
+            <w:proofErr w:type="gramStart"/>
+            <w:r>
+              <w:rPr>
+                <w:rFonts w:ascii="Arial Narrow" w:hAnsi="Arial Narrow" w:cs="Arial"/>
+                <w:bCs/>
+                <w:sz w:val="22"/>
+                <w:szCs w:val="22"/>
+                <w:lang w:val="es-CO"/>
+              </w:rPr>
+              <w:t>{{ eq</w:t>
+            </w:r>
+            <w:proofErr w:type="gramEnd"/>
+            <w:r>
+              <w:rPr>
+                <w:rFonts w:ascii="Arial Narrow" w:hAnsi="Arial Narrow" w:cs="Arial"/>
+                <w:bCs/>
+                <w:sz w:val="22"/>
+                <w:szCs w:val="22"/>
+                <w:lang w:val="es-CO"/>
+              </w:rPr>
+              <w:t>_1_tipo }}</w:t>
+            </w:r>
+            <w:bookmarkEnd w:id="8"/>
           </w:p>
         </w:tc>
-        <w:bookmarkEnd w:id="6"/>
         <w:tc>
           <w:tcPr>
             <w:tcW w:w="2127" w:type="dxa"/>
@@ -1204,16 +1298,31 @@
                 <w:lang w:val="es-CO"/>
               </w:rPr>
             </w:pPr>
-            <w:r>
-              <w:rPr>
-                <w:rFonts w:ascii="Arial Narrow" w:hAnsi="Arial Narrow" w:cs="Arial"/>
-                <w:bCs/>
-                <w:sz w:val="22"/>
-                <w:szCs w:val="22"/>
-                <w:lang w:val="es-CO"/>
-              </w:rPr>
-              <w:t>{{ eq_1_modelo }}</w:t>
-            </w:r>
+            <w:bookmarkStart w:id="9" w:name="OLE_LINK13"/>
+            <w:bookmarkEnd w:id="7"/>
+            <w:proofErr w:type="gramStart"/>
+            <w:r>
+              <w:rPr>
+                <w:rFonts w:ascii="Arial Narrow" w:hAnsi="Arial Narrow" w:cs="Arial"/>
+                <w:bCs/>
+                <w:sz w:val="22"/>
+                <w:szCs w:val="22"/>
+                <w:lang w:val="es-CO"/>
+              </w:rPr>
+              <w:t>{{ eq</w:t>
+            </w:r>
+            <w:proofErr w:type="gramEnd"/>
+            <w:r>
+              <w:rPr>
+                <w:rFonts w:ascii="Arial Narrow" w:hAnsi="Arial Narrow" w:cs="Arial"/>
+                <w:bCs/>
+                <w:sz w:val="22"/>
+                <w:szCs w:val="22"/>
+                <w:lang w:val="es-CO"/>
+              </w:rPr>
+              <w:t>_1_modelo }}</w:t>
+            </w:r>
+            <w:bookmarkEnd w:id="9"/>
           </w:p>
         </w:tc>
         <w:tc>
@@ -1232,16 +1341,30 @@
                 <w:lang w:val="es-CO"/>
               </w:rPr>
             </w:pPr>
-            <w:r>
-              <w:rPr>
-                <w:rFonts w:ascii="Arial Narrow" w:hAnsi="Arial Narrow" w:cs="Arial"/>
-                <w:bCs/>
-                <w:sz w:val="22"/>
-                <w:szCs w:val="22"/>
-                <w:lang w:val="es-CO"/>
-              </w:rPr>
-              <w:t>{{ eq_1_serial }}</w:t>
-            </w:r>
+            <w:bookmarkStart w:id="10" w:name="OLE_LINK14"/>
+            <w:proofErr w:type="gramStart"/>
+            <w:r>
+              <w:rPr>
+                <w:rFonts w:ascii="Arial Narrow" w:hAnsi="Arial Narrow" w:cs="Arial"/>
+                <w:bCs/>
+                <w:sz w:val="22"/>
+                <w:szCs w:val="22"/>
+                <w:lang w:val="es-CO"/>
+              </w:rPr>
+              <w:t>{{ eq</w:t>
+            </w:r>
+            <w:proofErr w:type="gramEnd"/>
+            <w:r>
+              <w:rPr>
+                <w:rFonts w:ascii="Arial Narrow" w:hAnsi="Arial Narrow" w:cs="Arial"/>
+                <w:bCs/>
+                <w:sz w:val="22"/>
+                <w:szCs w:val="22"/>
+                <w:lang w:val="es-CO"/>
+              </w:rPr>
+              <w:t>_1_serial }}</w:t>
+            </w:r>
+            <w:bookmarkEnd w:id="10"/>
           </w:p>
         </w:tc>
         <w:tc>
@@ -1260,7 +1383,8 @@
                 <w:lang w:val="es-CO"/>
               </w:rPr>
             </w:pPr>
-            <w:bookmarkStart w:id="7" w:name="OLE_LINK8"/>
+            <w:bookmarkStart w:id="11" w:name="OLE_LINK8"/>
+            <w:proofErr w:type="gramStart"/>
             <w:r>
               <w:rPr>
                 <w:rFonts w:ascii="Arial Narrow" w:hAnsi="Arial Narrow" w:cs="Arial"/>
@@ -1289,7 +1413,18 @@
                 <w:szCs w:val="22"/>
                 <w:lang w:val="es-CO"/>
               </w:rPr>
-              <w:t>eq_1_inventario</w:t>
+              <w:t>eq</w:t>
+            </w:r>
+            <w:proofErr w:type="gramEnd"/>
+            <w:r>
+              <w:rPr>
+                <w:rFonts w:ascii="Arial Narrow" w:hAnsi="Arial Narrow" w:cs="Arial"/>
+                <w:bCs/>
+                <w:sz w:val="22"/>
+                <w:szCs w:val="22"/>
+                <w:lang w:val="es-CO"/>
+              </w:rPr>
+              <w:t>_1_inventario</w:t>
             </w:r>
             <w:r>
               <w:rPr>
@@ -1311,11 +1446,11 @@
               </w:rPr>
               <w:t>}</w:t>
             </w:r>
-            <w:bookmarkEnd w:id="7"/>
+            <w:bookmarkEnd w:id="11"/>
           </w:p>
         </w:tc>
       </w:tr>
-      <w:bookmarkEnd w:id="5"/>
+      <w:bookmarkEnd w:id="6"/>
       <w:tr>
         <w:tc>
           <w:tcPr>
@@ -1323,15 +1458,27 @@
             <w:shd w:val="clear" w:color="auto" w:fill="FFFFFF"/>
           </w:tcPr>
           <w:p>
-            <w:r>
-              <w:rPr>
-                <w:rFonts w:ascii="Arial Narrow" w:hAnsi="Arial Narrow" w:cs="Arial"/>
-                <w:bCs/>
-                <w:sz w:val="22"/>
-                <w:szCs w:val="22"/>
-                <w:lang w:val="es-CO"/>
-              </w:rPr>
-              <w:t>{{ eq_</w:t>
+            <w:proofErr w:type="gramStart"/>
+            <w:r>
+              <w:rPr>
+                <w:rFonts w:ascii="Arial Narrow" w:hAnsi="Arial Narrow" w:cs="Arial"/>
+                <w:bCs/>
+                <w:sz w:val="22"/>
+                <w:szCs w:val="22"/>
+                <w:lang w:val="es-CO"/>
+              </w:rPr>
+              <w:t>{{ eq</w:t>
+            </w:r>
+            <w:proofErr w:type="gramEnd"/>
+            <w:r>
+              <w:rPr>
+                <w:rFonts w:ascii="Arial Narrow" w:hAnsi="Arial Narrow" w:cs="Arial"/>
+                <w:bCs/>
+                <w:sz w:val="22"/>
+                <w:szCs w:val="22"/>
+                <w:lang w:val="es-CO"/>
+              </w:rPr>
+              <w:t>_</w:t>
             </w:r>
             <w:r>
               <w:rPr>
@@ -1361,15 +1508,27 @@
             <w:shd w:val="clear" w:color="auto" w:fill="FFFFFF"/>
           </w:tcPr>
           <w:p>
-            <w:r>
-              <w:rPr>
-                <w:rFonts w:ascii="Arial Narrow" w:hAnsi="Arial Narrow" w:cs="Arial"/>
-                <w:bCs/>
-                <w:sz w:val="22"/>
-                <w:szCs w:val="22"/>
-                <w:lang w:val="es-CO"/>
-              </w:rPr>
-              <w:t>{{ eq_</w:t>
+            <w:proofErr w:type="gramStart"/>
+            <w:r>
+              <w:rPr>
+                <w:rFonts w:ascii="Arial Narrow" w:hAnsi="Arial Narrow" w:cs="Arial"/>
+                <w:bCs/>
+                <w:sz w:val="22"/>
+                <w:szCs w:val="22"/>
+                <w:lang w:val="es-CO"/>
+              </w:rPr>
+              <w:t>{{ eq</w:t>
+            </w:r>
+            <w:proofErr w:type="gramEnd"/>
+            <w:r>
+              <w:rPr>
+                <w:rFonts w:ascii="Arial Narrow" w:hAnsi="Arial Narrow" w:cs="Arial"/>
+                <w:bCs/>
+                <w:sz w:val="22"/>
+                <w:szCs w:val="22"/>
+                <w:lang w:val="es-CO"/>
+              </w:rPr>
+              <w:t>_</w:t>
             </w:r>
             <w:r>
               <w:rPr>
@@ -1399,15 +1558,27 @@
             <w:shd w:val="clear" w:color="auto" w:fill="FFFFFF"/>
           </w:tcPr>
           <w:p>
-            <w:r>
-              <w:rPr>
-                <w:rFonts w:ascii="Arial Narrow" w:hAnsi="Arial Narrow" w:cs="Arial"/>
-                <w:bCs/>
-                <w:sz w:val="22"/>
-                <w:szCs w:val="22"/>
-                <w:lang w:val="es-CO"/>
-              </w:rPr>
-              <w:t>{{ eq_</w:t>
+            <w:proofErr w:type="gramStart"/>
+            <w:r>
+              <w:rPr>
+                <w:rFonts w:ascii="Arial Narrow" w:hAnsi="Arial Narrow" w:cs="Arial"/>
+                <w:bCs/>
+                <w:sz w:val="22"/>
+                <w:szCs w:val="22"/>
+                <w:lang w:val="es-CO"/>
+              </w:rPr>
+              <w:t>{{ eq</w:t>
+            </w:r>
+            <w:proofErr w:type="gramEnd"/>
+            <w:r>
+              <w:rPr>
+                <w:rFonts w:ascii="Arial Narrow" w:hAnsi="Arial Narrow" w:cs="Arial"/>
+                <w:bCs/>
+                <w:sz w:val="22"/>
+                <w:szCs w:val="22"/>
+                <w:lang w:val="es-CO"/>
+              </w:rPr>
+              <w:t>_</w:t>
             </w:r>
             <w:r>
               <w:rPr>
@@ -1437,15 +1608,27 @@
             <w:shd w:val="clear" w:color="auto" w:fill="FFFFFF"/>
           </w:tcPr>
           <w:p>
-            <w:r>
-              <w:rPr>
-                <w:rFonts w:ascii="Arial Narrow" w:hAnsi="Arial Narrow" w:cs="Arial"/>
-                <w:bCs/>
-                <w:sz w:val="22"/>
-                <w:szCs w:val="22"/>
-                <w:lang w:val="es-CO"/>
-              </w:rPr>
-              <w:t>{{ eq_</w:t>
+            <w:proofErr w:type="gramStart"/>
+            <w:r>
+              <w:rPr>
+                <w:rFonts w:ascii="Arial Narrow" w:hAnsi="Arial Narrow" w:cs="Arial"/>
+                <w:bCs/>
+                <w:sz w:val="22"/>
+                <w:szCs w:val="22"/>
+                <w:lang w:val="es-CO"/>
+              </w:rPr>
+              <w:t>{{ eq</w:t>
+            </w:r>
+            <w:proofErr w:type="gramEnd"/>
+            <w:r>
+              <w:rPr>
+                <w:rFonts w:ascii="Arial Narrow" w:hAnsi="Arial Narrow" w:cs="Arial"/>
+                <w:bCs/>
+                <w:sz w:val="22"/>
+                <w:szCs w:val="22"/>
+                <w:lang w:val="es-CO"/>
+              </w:rPr>
+              <w:t>_</w:t>
             </w:r>
             <w:r>
               <w:rPr>
@@ -1475,6 +1658,7 @@
             <w:shd w:val="clear" w:color="auto" w:fill="FFFFFF"/>
           </w:tcPr>
           <w:p>
+            <w:proofErr w:type="gramStart"/>
             <w:r>
               <w:rPr>
                 <w:rFonts w:ascii="Arial Narrow" w:hAnsi="Arial Narrow" w:cs="Arial"/>
@@ -1503,7 +1687,18 @@
                 <w:szCs w:val="22"/>
                 <w:lang w:val="es-CO"/>
               </w:rPr>
-              <w:t>eq_</w:t>
+              <w:t>eq</w:t>
+            </w:r>
+            <w:proofErr w:type="gramEnd"/>
+            <w:r>
+              <w:rPr>
+                <w:rFonts w:ascii="Arial Narrow" w:hAnsi="Arial Narrow" w:cs="Arial"/>
+                <w:bCs/>
+                <w:sz w:val="22"/>
+                <w:szCs w:val="22"/>
+                <w:lang w:val="es-CO"/>
+              </w:rPr>
+              <w:t>_</w:t>
             </w:r>
             <w:r>
               <w:rPr>
@@ -1555,15 +1750,27 @@
             <w:shd w:val="clear" w:color="auto" w:fill="FFFFFF"/>
           </w:tcPr>
           <w:p>
-            <w:r>
-              <w:rPr>
-                <w:rFonts w:ascii="Arial Narrow" w:hAnsi="Arial Narrow" w:cs="Arial"/>
-                <w:bCs/>
-                <w:sz w:val="22"/>
-                <w:szCs w:val="22"/>
-                <w:lang w:val="es-CO"/>
-              </w:rPr>
-              <w:t>{{ eq_</w:t>
+            <w:proofErr w:type="gramStart"/>
+            <w:r>
+              <w:rPr>
+                <w:rFonts w:ascii="Arial Narrow" w:hAnsi="Arial Narrow" w:cs="Arial"/>
+                <w:bCs/>
+                <w:sz w:val="22"/>
+                <w:szCs w:val="22"/>
+                <w:lang w:val="es-CO"/>
+              </w:rPr>
+              <w:t>{{ eq</w:t>
+            </w:r>
+            <w:proofErr w:type="gramEnd"/>
+            <w:r>
+              <w:rPr>
+                <w:rFonts w:ascii="Arial Narrow" w:hAnsi="Arial Narrow" w:cs="Arial"/>
+                <w:bCs/>
+                <w:sz w:val="22"/>
+                <w:szCs w:val="22"/>
+                <w:lang w:val="es-CO"/>
+              </w:rPr>
+              <w:t>_</w:t>
             </w:r>
             <w:r>
               <w:rPr>
@@ -1593,15 +1800,27 @@
             <w:shd w:val="clear" w:color="auto" w:fill="FFFFFF"/>
           </w:tcPr>
           <w:p>
-            <w:r>
-              <w:rPr>
-                <w:rFonts w:ascii="Arial Narrow" w:hAnsi="Arial Narrow" w:cs="Arial"/>
-                <w:bCs/>
-                <w:sz w:val="22"/>
-                <w:szCs w:val="22"/>
-                <w:lang w:val="es-CO"/>
-              </w:rPr>
-              <w:t>{{ eq_</w:t>
+            <w:proofErr w:type="gramStart"/>
+            <w:r>
+              <w:rPr>
+                <w:rFonts w:ascii="Arial Narrow" w:hAnsi="Arial Narrow" w:cs="Arial"/>
+                <w:bCs/>
+                <w:sz w:val="22"/>
+                <w:szCs w:val="22"/>
+                <w:lang w:val="es-CO"/>
+              </w:rPr>
+              <w:t>{{ eq</w:t>
+            </w:r>
+            <w:proofErr w:type="gramEnd"/>
+            <w:r>
+              <w:rPr>
+                <w:rFonts w:ascii="Arial Narrow" w:hAnsi="Arial Narrow" w:cs="Arial"/>
+                <w:bCs/>
+                <w:sz w:val="22"/>
+                <w:szCs w:val="22"/>
+                <w:lang w:val="es-CO"/>
+              </w:rPr>
+              <w:t>_</w:t>
             </w:r>
             <w:r>
               <w:rPr>
@@ -1631,15 +1850,27 @@
             <w:shd w:val="clear" w:color="auto" w:fill="FFFFFF"/>
           </w:tcPr>
           <w:p>
-            <w:r>
-              <w:rPr>
-                <w:rFonts w:ascii="Arial Narrow" w:hAnsi="Arial Narrow" w:cs="Arial"/>
-                <w:bCs/>
-                <w:sz w:val="22"/>
-                <w:szCs w:val="22"/>
-                <w:lang w:val="es-CO"/>
-              </w:rPr>
-              <w:t>{{ eq_</w:t>
+            <w:proofErr w:type="gramStart"/>
+            <w:r>
+              <w:rPr>
+                <w:rFonts w:ascii="Arial Narrow" w:hAnsi="Arial Narrow" w:cs="Arial"/>
+                <w:bCs/>
+                <w:sz w:val="22"/>
+                <w:szCs w:val="22"/>
+                <w:lang w:val="es-CO"/>
+              </w:rPr>
+              <w:t>{{ eq</w:t>
+            </w:r>
+            <w:proofErr w:type="gramEnd"/>
+            <w:r>
+              <w:rPr>
+                <w:rFonts w:ascii="Arial Narrow" w:hAnsi="Arial Narrow" w:cs="Arial"/>
+                <w:bCs/>
+                <w:sz w:val="22"/>
+                <w:szCs w:val="22"/>
+                <w:lang w:val="es-CO"/>
+              </w:rPr>
+              <w:t>_</w:t>
             </w:r>
             <w:r>
               <w:rPr>
@@ -1669,15 +1900,27 @@
             <w:shd w:val="clear" w:color="auto" w:fill="FFFFFF"/>
           </w:tcPr>
           <w:p>
-            <w:r>
-              <w:rPr>
-                <w:rFonts w:ascii="Arial Narrow" w:hAnsi="Arial Narrow" w:cs="Arial"/>
-                <w:bCs/>
-                <w:sz w:val="22"/>
-                <w:szCs w:val="22"/>
-                <w:lang w:val="es-CO"/>
-              </w:rPr>
-              <w:t>{{ eq_</w:t>
+            <w:proofErr w:type="gramStart"/>
+            <w:r>
+              <w:rPr>
+                <w:rFonts w:ascii="Arial Narrow" w:hAnsi="Arial Narrow" w:cs="Arial"/>
+                <w:bCs/>
+                <w:sz w:val="22"/>
+                <w:szCs w:val="22"/>
+                <w:lang w:val="es-CO"/>
+              </w:rPr>
+              <w:t>{{ eq</w:t>
+            </w:r>
+            <w:proofErr w:type="gramEnd"/>
+            <w:r>
+              <w:rPr>
+                <w:rFonts w:ascii="Arial Narrow" w:hAnsi="Arial Narrow" w:cs="Arial"/>
+                <w:bCs/>
+                <w:sz w:val="22"/>
+                <w:szCs w:val="22"/>
+                <w:lang w:val="es-CO"/>
+              </w:rPr>
+              <w:t>_</w:t>
             </w:r>
             <w:r>
               <w:rPr>
@@ -1707,6 +1950,7 @@
             <w:shd w:val="clear" w:color="auto" w:fill="FFFFFF"/>
           </w:tcPr>
           <w:p>
+            <w:proofErr w:type="gramStart"/>
             <w:r>
               <w:rPr>
                 <w:rFonts w:ascii="Arial Narrow" w:hAnsi="Arial Narrow" w:cs="Arial"/>
@@ -1735,7 +1979,18 @@
                 <w:szCs w:val="22"/>
                 <w:lang w:val="es-CO"/>
               </w:rPr>
-              <w:t>eq_</w:t>
+              <w:t>eq</w:t>
+            </w:r>
+            <w:proofErr w:type="gramEnd"/>
+            <w:r>
+              <w:rPr>
+                <w:rFonts w:ascii="Arial Narrow" w:hAnsi="Arial Narrow" w:cs="Arial"/>
+                <w:bCs/>
+                <w:sz w:val="22"/>
+                <w:szCs w:val="22"/>
+                <w:lang w:val="es-CO"/>
+              </w:rPr>
+              <w:t>_</w:t>
             </w:r>
             <w:r>
               <w:rPr>
@@ -1787,15 +2042,27 @@
             <w:shd w:val="clear" w:color="auto" w:fill="FFFFFF"/>
           </w:tcPr>
           <w:p>
-            <w:r>
-              <w:rPr>
-                <w:rFonts w:ascii="Arial Narrow" w:hAnsi="Arial Narrow" w:cs="Arial"/>
-                <w:bCs/>
-                <w:sz w:val="22"/>
-                <w:szCs w:val="22"/>
-                <w:lang w:val="es-CO"/>
-              </w:rPr>
-              <w:t>{{ eq_</w:t>
+            <w:proofErr w:type="gramStart"/>
+            <w:r>
+              <w:rPr>
+                <w:rFonts w:ascii="Arial Narrow" w:hAnsi="Arial Narrow" w:cs="Arial"/>
+                <w:bCs/>
+                <w:sz w:val="22"/>
+                <w:szCs w:val="22"/>
+                <w:lang w:val="es-CO"/>
+              </w:rPr>
+              <w:t>{{ eq</w:t>
+            </w:r>
+            <w:proofErr w:type="gramEnd"/>
+            <w:r>
+              <w:rPr>
+                <w:rFonts w:ascii="Arial Narrow" w:hAnsi="Arial Narrow" w:cs="Arial"/>
+                <w:bCs/>
+                <w:sz w:val="22"/>
+                <w:szCs w:val="22"/>
+                <w:lang w:val="es-CO"/>
+              </w:rPr>
+              <w:t>_</w:t>
             </w:r>
             <w:r>
               <w:rPr>
@@ -1825,15 +2092,27 @@
             <w:shd w:val="clear" w:color="auto" w:fill="FFFFFF"/>
           </w:tcPr>
           <w:p>
-            <w:r>
-              <w:rPr>
-                <w:rFonts w:ascii="Arial Narrow" w:hAnsi="Arial Narrow" w:cs="Arial"/>
-                <w:bCs/>
-                <w:sz w:val="22"/>
-                <w:szCs w:val="22"/>
-                <w:lang w:val="es-CO"/>
-              </w:rPr>
-              <w:t>{{ eq_</w:t>
+            <w:proofErr w:type="gramStart"/>
+            <w:r>
+              <w:rPr>
+                <w:rFonts w:ascii="Arial Narrow" w:hAnsi="Arial Narrow" w:cs="Arial"/>
+                <w:bCs/>
+                <w:sz w:val="22"/>
+                <w:szCs w:val="22"/>
+                <w:lang w:val="es-CO"/>
+              </w:rPr>
+              <w:t>{{ eq</w:t>
+            </w:r>
+            <w:proofErr w:type="gramEnd"/>
+            <w:r>
+              <w:rPr>
+                <w:rFonts w:ascii="Arial Narrow" w:hAnsi="Arial Narrow" w:cs="Arial"/>
+                <w:bCs/>
+                <w:sz w:val="22"/>
+                <w:szCs w:val="22"/>
+                <w:lang w:val="es-CO"/>
+              </w:rPr>
+              <w:t>_</w:t>
             </w:r>
             <w:r>
               <w:rPr>
@@ -1863,15 +2142,27 @@
             <w:shd w:val="clear" w:color="auto" w:fill="FFFFFF"/>
           </w:tcPr>
           <w:p>
-            <w:r>
-              <w:rPr>
-                <w:rFonts w:ascii="Arial Narrow" w:hAnsi="Arial Narrow" w:cs="Arial"/>
-                <w:bCs/>
-                <w:sz w:val="22"/>
-                <w:szCs w:val="22"/>
-                <w:lang w:val="es-CO"/>
-              </w:rPr>
-              <w:t>{{ eq_</w:t>
+            <w:proofErr w:type="gramStart"/>
+            <w:r>
+              <w:rPr>
+                <w:rFonts w:ascii="Arial Narrow" w:hAnsi="Arial Narrow" w:cs="Arial"/>
+                <w:bCs/>
+                <w:sz w:val="22"/>
+                <w:szCs w:val="22"/>
+                <w:lang w:val="es-CO"/>
+              </w:rPr>
+              <w:t>{{ eq</w:t>
+            </w:r>
+            <w:proofErr w:type="gramEnd"/>
+            <w:r>
+              <w:rPr>
+                <w:rFonts w:ascii="Arial Narrow" w:hAnsi="Arial Narrow" w:cs="Arial"/>
+                <w:bCs/>
+                <w:sz w:val="22"/>
+                <w:szCs w:val="22"/>
+                <w:lang w:val="es-CO"/>
+              </w:rPr>
+              <w:t>_</w:t>
             </w:r>
             <w:r>
               <w:rPr>
@@ -1901,15 +2192,27 @@
             <w:shd w:val="clear" w:color="auto" w:fill="FFFFFF"/>
           </w:tcPr>
           <w:p>
-            <w:r>
-              <w:rPr>
-                <w:rFonts w:ascii="Arial Narrow" w:hAnsi="Arial Narrow" w:cs="Arial"/>
-                <w:bCs/>
-                <w:sz w:val="22"/>
-                <w:szCs w:val="22"/>
-                <w:lang w:val="es-CO"/>
-              </w:rPr>
-              <w:t>{{ eq_</w:t>
+            <w:proofErr w:type="gramStart"/>
+            <w:r>
+              <w:rPr>
+                <w:rFonts w:ascii="Arial Narrow" w:hAnsi="Arial Narrow" w:cs="Arial"/>
+                <w:bCs/>
+                <w:sz w:val="22"/>
+                <w:szCs w:val="22"/>
+                <w:lang w:val="es-CO"/>
+              </w:rPr>
+              <w:t>{{ eq</w:t>
+            </w:r>
+            <w:proofErr w:type="gramEnd"/>
+            <w:r>
+              <w:rPr>
+                <w:rFonts w:ascii="Arial Narrow" w:hAnsi="Arial Narrow" w:cs="Arial"/>
+                <w:bCs/>
+                <w:sz w:val="22"/>
+                <w:szCs w:val="22"/>
+                <w:lang w:val="es-CO"/>
+              </w:rPr>
+              <w:t>_</w:t>
             </w:r>
             <w:r>
               <w:rPr>
@@ -1939,6 +2242,7 @@
             <w:shd w:val="clear" w:color="auto" w:fill="FFFFFF"/>
           </w:tcPr>
           <w:p>
+            <w:proofErr w:type="gramStart"/>
             <w:r>
               <w:rPr>
                 <w:rFonts w:ascii="Arial Narrow" w:hAnsi="Arial Narrow" w:cs="Arial"/>
@@ -1967,7 +2271,18 @@
                 <w:szCs w:val="22"/>
                 <w:lang w:val="es-CO"/>
               </w:rPr>
-              <w:t>eq_</w:t>
+              <w:t>eq</w:t>
+            </w:r>
+            <w:proofErr w:type="gramEnd"/>
+            <w:r>
+              <w:rPr>
+                <w:rFonts w:ascii="Arial Narrow" w:hAnsi="Arial Narrow" w:cs="Arial"/>
+                <w:bCs/>
+                <w:sz w:val="22"/>
+                <w:szCs w:val="22"/>
+                <w:lang w:val="es-CO"/>
+              </w:rPr>
+              <w:t>_</w:t>
             </w:r>
             <w:r>
               <w:rPr>
@@ -2214,18 +2529,29 @@
                 <w:lang w:val="es-CO"/>
               </w:rPr>
             </w:pPr>
-            <w:bookmarkStart w:id="8" w:name="OLE_LINK1"/>
-            <w:bookmarkStart w:id="9" w:name="OLE_LINK4"/>
-            <w:r>
-              <w:rPr>
-                <w:rFonts w:ascii="Arial Narrow" w:hAnsi="Arial Narrow"/>
-                <w:sz w:val="22"/>
-                <w:szCs w:val="22"/>
-                <w:lang w:val="es-CO"/>
-              </w:rPr>
-              <w:t>{{ hw_1_tipo }}</w:t>
-            </w:r>
-            <w:bookmarkEnd w:id="8"/>
+            <w:bookmarkStart w:id="12" w:name="OLE_LINK1"/>
+            <w:bookmarkStart w:id="13" w:name="OLE_LINK4"/>
+            <w:proofErr w:type="gramStart"/>
+            <w:r>
+              <w:rPr>
+                <w:rFonts w:ascii="Arial Narrow" w:hAnsi="Arial Narrow"/>
+                <w:sz w:val="22"/>
+                <w:szCs w:val="22"/>
+                <w:lang w:val="es-CO"/>
+              </w:rPr>
+              <w:t>{{ hw</w:t>
+            </w:r>
+            <w:proofErr w:type="gramEnd"/>
+            <w:r>
+              <w:rPr>
+                <w:rFonts w:ascii="Arial Narrow" w:hAnsi="Arial Narrow"/>
+                <w:sz w:val="22"/>
+                <w:szCs w:val="22"/>
+                <w:lang w:val="es-CO"/>
+              </w:rPr>
+              <w:t>_1_tipo }}</w:t>
+            </w:r>
+            <w:bookmarkEnd w:id="12"/>
           </w:p>
         </w:tc>
         <w:tc>
@@ -2242,14 +2568,25 @@
                 <w:lang w:val="es-CO"/>
               </w:rPr>
             </w:pPr>
-            <w:r>
-              <w:rPr>
-                <w:rFonts w:ascii="Arial Narrow" w:hAnsi="Arial Narrow"/>
-                <w:sz w:val="22"/>
-                <w:szCs w:val="22"/>
-                <w:lang w:val="es-CO"/>
-              </w:rPr>
-              <w:t>{{ hw_1_descripcion }}</w:t>
+            <w:proofErr w:type="gramStart"/>
+            <w:r>
+              <w:rPr>
+                <w:rFonts w:ascii="Arial Narrow" w:hAnsi="Arial Narrow"/>
+                <w:sz w:val="22"/>
+                <w:szCs w:val="22"/>
+                <w:lang w:val="es-CO"/>
+              </w:rPr>
+              <w:t>{{ hw</w:t>
+            </w:r>
+            <w:proofErr w:type="gramEnd"/>
+            <w:r>
+              <w:rPr>
+                <w:rFonts w:ascii="Arial Narrow" w:hAnsi="Arial Narrow"/>
+                <w:sz w:val="22"/>
+                <w:szCs w:val="22"/>
+                <w:lang w:val="es-CO"/>
+              </w:rPr>
+              <w:t>_1_descripcion }}</w:t>
             </w:r>
           </w:p>
         </w:tc>
@@ -2267,19 +2604,30 @@
                 <w:lang w:val="es-CO"/>
               </w:rPr>
             </w:pPr>
-            <w:r>
-              <w:rPr>
-                <w:rFonts w:ascii="Arial Narrow" w:hAnsi="Arial Narrow"/>
-                <w:sz w:val="22"/>
-                <w:szCs w:val="22"/>
-                <w:lang w:val="es-CO"/>
-              </w:rPr>
-              <w:t>{{ hw_1_programa }}</w:t>
+            <w:proofErr w:type="gramStart"/>
+            <w:r>
+              <w:rPr>
+                <w:rFonts w:ascii="Arial Narrow" w:hAnsi="Arial Narrow"/>
+                <w:sz w:val="22"/>
+                <w:szCs w:val="22"/>
+                <w:lang w:val="es-CO"/>
+              </w:rPr>
+              <w:t>{{ hw</w:t>
+            </w:r>
+            <w:proofErr w:type="gramEnd"/>
+            <w:r>
+              <w:rPr>
+                <w:rFonts w:ascii="Arial Narrow" w:hAnsi="Arial Narrow"/>
+                <w:sz w:val="22"/>
+                <w:szCs w:val="22"/>
+                <w:lang w:val="es-CO"/>
+              </w:rPr>
+              <w:t>_1_programa }}</w:t>
             </w:r>
           </w:p>
         </w:tc>
       </w:tr>
-      <w:bookmarkEnd w:id="9"/>
+      <w:bookmarkEnd w:id="13"/>
       <w:tr>
         <w:tc>
           <w:tcPr>
@@ -2294,14 +2642,25 @@
                 <w:szCs w:val="22"/>
               </w:rPr>
             </w:pPr>
-            <w:r>
-              <w:rPr>
-                <w:rFonts w:ascii="Arial Narrow" w:hAnsi="Arial Narrow"/>
-                <w:sz w:val="22"/>
-                <w:szCs w:val="22"/>
-                <w:lang w:val="es-CO"/>
-              </w:rPr>
-              <w:t>{{ hw_</w:t>
+            <w:proofErr w:type="gramStart"/>
+            <w:r>
+              <w:rPr>
+                <w:rFonts w:ascii="Arial Narrow" w:hAnsi="Arial Narrow"/>
+                <w:sz w:val="22"/>
+                <w:szCs w:val="22"/>
+                <w:lang w:val="es-CO"/>
+              </w:rPr>
+              <w:t>{{ hw</w:t>
+            </w:r>
+            <w:proofErr w:type="gramEnd"/>
+            <w:r>
+              <w:rPr>
+                <w:rFonts w:ascii="Arial Narrow" w:hAnsi="Arial Narrow"/>
+                <w:sz w:val="22"/>
+                <w:szCs w:val="22"/>
+                <w:lang w:val="es-CO"/>
+              </w:rPr>
+              <w:t>_</w:t>
             </w:r>
             <w:r>
               <w:rPr>
@@ -2336,14 +2695,25 @@
                 <w:szCs w:val="22"/>
               </w:rPr>
             </w:pPr>
-            <w:r>
-              <w:rPr>
-                <w:rFonts w:ascii="Arial Narrow" w:hAnsi="Arial Narrow"/>
-                <w:sz w:val="22"/>
-                <w:szCs w:val="22"/>
-                <w:lang w:val="es-CO"/>
-              </w:rPr>
-              <w:t>{{ hw_</w:t>
+            <w:proofErr w:type="gramStart"/>
+            <w:r>
+              <w:rPr>
+                <w:rFonts w:ascii="Arial Narrow" w:hAnsi="Arial Narrow"/>
+                <w:sz w:val="22"/>
+                <w:szCs w:val="22"/>
+                <w:lang w:val="es-CO"/>
+              </w:rPr>
+              <w:t>{{ hw</w:t>
+            </w:r>
+            <w:proofErr w:type="gramEnd"/>
+            <w:r>
+              <w:rPr>
+                <w:rFonts w:ascii="Arial Narrow" w:hAnsi="Arial Narrow"/>
+                <w:sz w:val="22"/>
+                <w:szCs w:val="22"/>
+                <w:lang w:val="es-CO"/>
+              </w:rPr>
+              <w:t>_</w:t>
             </w:r>
             <w:r>
               <w:rPr>
@@ -2378,14 +2748,25 @@
                 <w:szCs w:val="22"/>
               </w:rPr>
             </w:pPr>
-            <w:r>
-              <w:rPr>
-                <w:rFonts w:ascii="Arial Narrow" w:hAnsi="Arial Narrow"/>
-                <w:sz w:val="22"/>
-                <w:szCs w:val="22"/>
-                <w:lang w:val="es-CO"/>
-              </w:rPr>
-              <w:t>{{ hw_</w:t>
+            <w:proofErr w:type="gramStart"/>
+            <w:r>
+              <w:rPr>
+                <w:rFonts w:ascii="Arial Narrow" w:hAnsi="Arial Narrow"/>
+                <w:sz w:val="22"/>
+                <w:szCs w:val="22"/>
+                <w:lang w:val="es-CO"/>
+              </w:rPr>
+              <w:t>{{ hw</w:t>
+            </w:r>
+            <w:proofErr w:type="gramEnd"/>
+            <w:r>
+              <w:rPr>
+                <w:rFonts w:ascii="Arial Narrow" w:hAnsi="Arial Narrow"/>
+                <w:sz w:val="22"/>
+                <w:szCs w:val="22"/>
+                <w:lang w:val="es-CO"/>
+              </w:rPr>
+              <w:t>_</w:t>
             </w:r>
             <w:r>
               <w:rPr>
@@ -2422,14 +2803,25 @@
                 <w:szCs w:val="22"/>
               </w:rPr>
             </w:pPr>
-            <w:r>
-              <w:rPr>
-                <w:rFonts w:ascii="Arial Narrow" w:hAnsi="Arial Narrow"/>
-                <w:sz w:val="22"/>
-                <w:szCs w:val="22"/>
-                <w:lang w:val="es-CO"/>
-              </w:rPr>
-              <w:t>{{ hw_</w:t>
+            <w:proofErr w:type="gramStart"/>
+            <w:r>
+              <w:rPr>
+                <w:rFonts w:ascii="Arial Narrow" w:hAnsi="Arial Narrow"/>
+                <w:sz w:val="22"/>
+                <w:szCs w:val="22"/>
+                <w:lang w:val="es-CO"/>
+              </w:rPr>
+              <w:t>{{ hw</w:t>
+            </w:r>
+            <w:proofErr w:type="gramEnd"/>
+            <w:r>
+              <w:rPr>
+                <w:rFonts w:ascii="Arial Narrow" w:hAnsi="Arial Narrow"/>
+                <w:sz w:val="22"/>
+                <w:szCs w:val="22"/>
+                <w:lang w:val="es-CO"/>
+              </w:rPr>
+              <w:t>_</w:t>
             </w:r>
             <w:r>
               <w:rPr>
@@ -2464,14 +2856,25 @@
                 <w:szCs w:val="22"/>
               </w:rPr>
             </w:pPr>
-            <w:r>
-              <w:rPr>
-                <w:rFonts w:ascii="Arial Narrow" w:hAnsi="Arial Narrow"/>
-                <w:sz w:val="22"/>
-                <w:szCs w:val="22"/>
-                <w:lang w:val="es-CO"/>
-              </w:rPr>
-              <w:t>{{ hw_</w:t>
+            <w:proofErr w:type="gramStart"/>
+            <w:r>
+              <w:rPr>
+                <w:rFonts w:ascii="Arial Narrow" w:hAnsi="Arial Narrow"/>
+                <w:sz w:val="22"/>
+                <w:szCs w:val="22"/>
+                <w:lang w:val="es-CO"/>
+              </w:rPr>
+              <w:t>{{ hw</w:t>
+            </w:r>
+            <w:proofErr w:type="gramEnd"/>
+            <w:r>
+              <w:rPr>
+                <w:rFonts w:ascii="Arial Narrow" w:hAnsi="Arial Narrow"/>
+                <w:sz w:val="22"/>
+                <w:szCs w:val="22"/>
+                <w:lang w:val="es-CO"/>
+              </w:rPr>
+              <w:t>_</w:t>
             </w:r>
             <w:r>
               <w:rPr>
@@ -2506,14 +2909,25 @@
                 <w:szCs w:val="22"/>
               </w:rPr>
             </w:pPr>
-            <w:r>
-              <w:rPr>
-                <w:rFonts w:ascii="Arial Narrow" w:hAnsi="Arial Narrow"/>
-                <w:sz w:val="22"/>
-                <w:szCs w:val="22"/>
-                <w:lang w:val="es-CO"/>
-              </w:rPr>
-              <w:t>{{ hw_</w:t>
+            <w:proofErr w:type="gramStart"/>
+            <w:r>
+              <w:rPr>
+                <w:rFonts w:ascii="Arial Narrow" w:hAnsi="Arial Narrow"/>
+                <w:sz w:val="22"/>
+                <w:szCs w:val="22"/>
+                <w:lang w:val="es-CO"/>
+              </w:rPr>
+              <w:t>{{ hw</w:t>
+            </w:r>
+            <w:proofErr w:type="gramEnd"/>
+            <w:r>
+              <w:rPr>
+                <w:rFonts w:ascii="Arial Narrow" w:hAnsi="Arial Narrow"/>
+                <w:sz w:val="22"/>
+                <w:szCs w:val="22"/>
+                <w:lang w:val="es-CO"/>
+              </w:rPr>
+              <w:t>_</w:t>
             </w:r>
             <w:r>
               <w:rPr>
@@ -2550,14 +2964,25 @@
                 <w:szCs w:val="22"/>
               </w:rPr>
             </w:pPr>
-            <w:r>
-              <w:rPr>
-                <w:rFonts w:ascii="Arial Narrow" w:hAnsi="Arial Narrow"/>
-                <w:sz w:val="22"/>
-                <w:szCs w:val="22"/>
-                <w:lang w:val="es-CO"/>
-              </w:rPr>
-              <w:t>{{ hw_</w:t>
+            <w:proofErr w:type="gramStart"/>
+            <w:r>
+              <w:rPr>
+                <w:rFonts w:ascii="Arial Narrow" w:hAnsi="Arial Narrow"/>
+                <w:sz w:val="22"/>
+                <w:szCs w:val="22"/>
+                <w:lang w:val="es-CO"/>
+              </w:rPr>
+              <w:t>{{ hw</w:t>
+            </w:r>
+            <w:proofErr w:type="gramEnd"/>
+            <w:r>
+              <w:rPr>
+                <w:rFonts w:ascii="Arial Narrow" w:hAnsi="Arial Narrow"/>
+                <w:sz w:val="22"/>
+                <w:szCs w:val="22"/>
+                <w:lang w:val="es-CO"/>
+              </w:rPr>
+              <w:t>_</w:t>
             </w:r>
             <w:r>
               <w:rPr>
@@ -2592,14 +3017,25 @@
                 <w:szCs w:val="22"/>
               </w:rPr>
             </w:pPr>
-            <w:r>
-              <w:rPr>
-                <w:rFonts w:ascii="Arial Narrow" w:hAnsi="Arial Narrow"/>
-                <w:sz w:val="22"/>
-                <w:szCs w:val="22"/>
-                <w:lang w:val="es-CO"/>
-              </w:rPr>
-              <w:t>{{ hw_</w:t>
+            <w:proofErr w:type="gramStart"/>
+            <w:r>
+              <w:rPr>
+                <w:rFonts w:ascii="Arial Narrow" w:hAnsi="Arial Narrow"/>
+                <w:sz w:val="22"/>
+                <w:szCs w:val="22"/>
+                <w:lang w:val="es-CO"/>
+              </w:rPr>
+              <w:t>{{ hw</w:t>
+            </w:r>
+            <w:proofErr w:type="gramEnd"/>
+            <w:r>
+              <w:rPr>
+                <w:rFonts w:ascii="Arial Narrow" w:hAnsi="Arial Narrow"/>
+                <w:sz w:val="22"/>
+                <w:szCs w:val="22"/>
+                <w:lang w:val="es-CO"/>
+              </w:rPr>
+              <w:t>_</w:t>
             </w:r>
             <w:r>
               <w:rPr>
@@ -2634,14 +3070,25 @@
                 <w:szCs w:val="22"/>
               </w:rPr>
             </w:pPr>
-            <w:r>
-              <w:rPr>
-                <w:rFonts w:ascii="Arial Narrow" w:hAnsi="Arial Narrow"/>
-                <w:sz w:val="22"/>
-                <w:szCs w:val="22"/>
-                <w:lang w:val="es-CO"/>
-              </w:rPr>
-              <w:t>{{ hw_</w:t>
+            <w:proofErr w:type="gramStart"/>
+            <w:r>
+              <w:rPr>
+                <w:rFonts w:ascii="Arial Narrow" w:hAnsi="Arial Narrow"/>
+                <w:sz w:val="22"/>
+                <w:szCs w:val="22"/>
+                <w:lang w:val="es-CO"/>
+              </w:rPr>
+              <w:t>{{ hw</w:t>
+            </w:r>
+            <w:proofErr w:type="gramEnd"/>
+            <w:r>
+              <w:rPr>
+                <w:rFonts w:ascii="Arial Narrow" w:hAnsi="Arial Narrow"/>
+                <w:sz w:val="22"/>
+                <w:szCs w:val="22"/>
+                <w:lang w:val="es-CO"/>
+              </w:rPr>
+              <w:t>_</w:t>
             </w:r>
             <w:r>
               <w:rPr>
@@ -2678,14 +3125,25 @@
                 <w:szCs w:val="22"/>
               </w:rPr>
             </w:pPr>
-            <w:r>
-              <w:rPr>
-                <w:rFonts w:ascii="Arial Narrow" w:hAnsi="Arial Narrow"/>
-                <w:sz w:val="22"/>
-                <w:szCs w:val="22"/>
-                <w:lang w:val="es-CO"/>
-              </w:rPr>
-              <w:t>{{ hw_</w:t>
+            <w:proofErr w:type="gramStart"/>
+            <w:r>
+              <w:rPr>
+                <w:rFonts w:ascii="Arial Narrow" w:hAnsi="Arial Narrow"/>
+                <w:sz w:val="22"/>
+                <w:szCs w:val="22"/>
+                <w:lang w:val="es-CO"/>
+              </w:rPr>
+              <w:t>{{ hw</w:t>
+            </w:r>
+            <w:proofErr w:type="gramEnd"/>
+            <w:r>
+              <w:rPr>
+                <w:rFonts w:ascii="Arial Narrow" w:hAnsi="Arial Narrow"/>
+                <w:sz w:val="22"/>
+                <w:szCs w:val="22"/>
+                <w:lang w:val="es-CO"/>
+              </w:rPr>
+              <w:t>_</w:t>
             </w:r>
             <w:r>
               <w:rPr>
@@ -2720,14 +3178,25 @@
                 <w:szCs w:val="22"/>
               </w:rPr>
             </w:pPr>
-            <w:r>
-              <w:rPr>
-                <w:rFonts w:ascii="Arial Narrow" w:hAnsi="Arial Narrow"/>
-                <w:sz w:val="22"/>
-                <w:szCs w:val="22"/>
-                <w:lang w:val="es-CO"/>
-              </w:rPr>
-              <w:t>{{ hw_</w:t>
+            <w:proofErr w:type="gramStart"/>
+            <w:r>
+              <w:rPr>
+                <w:rFonts w:ascii="Arial Narrow" w:hAnsi="Arial Narrow"/>
+                <w:sz w:val="22"/>
+                <w:szCs w:val="22"/>
+                <w:lang w:val="es-CO"/>
+              </w:rPr>
+              <w:t>{{ hw</w:t>
+            </w:r>
+            <w:proofErr w:type="gramEnd"/>
+            <w:r>
+              <w:rPr>
+                <w:rFonts w:ascii="Arial Narrow" w:hAnsi="Arial Narrow"/>
+                <w:sz w:val="22"/>
+                <w:szCs w:val="22"/>
+                <w:lang w:val="es-CO"/>
+              </w:rPr>
+              <w:t>_</w:t>
             </w:r>
             <w:r>
               <w:rPr>
@@ -2762,14 +3231,25 @@
                 <w:szCs w:val="22"/>
               </w:rPr>
             </w:pPr>
-            <w:r>
-              <w:rPr>
-                <w:rFonts w:ascii="Arial Narrow" w:hAnsi="Arial Narrow"/>
-                <w:sz w:val="22"/>
-                <w:szCs w:val="22"/>
-                <w:lang w:val="es-CO"/>
-              </w:rPr>
-              <w:t>{{ hw_</w:t>
+            <w:proofErr w:type="gramStart"/>
+            <w:r>
+              <w:rPr>
+                <w:rFonts w:ascii="Arial Narrow" w:hAnsi="Arial Narrow"/>
+                <w:sz w:val="22"/>
+                <w:szCs w:val="22"/>
+                <w:lang w:val="es-CO"/>
+              </w:rPr>
+              <w:t>{{ hw</w:t>
+            </w:r>
+            <w:proofErr w:type="gramEnd"/>
+            <w:r>
+              <w:rPr>
+                <w:rFonts w:ascii="Arial Narrow" w:hAnsi="Arial Narrow"/>
+                <w:sz w:val="22"/>
+                <w:szCs w:val="22"/>
+                <w:lang w:val="es-CO"/>
+              </w:rPr>
+              <w:t>_</w:t>
             </w:r>
             <w:r>
               <w:rPr>
@@ -2806,14 +3286,25 @@
                 <w:szCs w:val="22"/>
               </w:rPr>
             </w:pPr>
-            <w:r>
-              <w:rPr>
-                <w:rFonts w:ascii="Arial Narrow" w:hAnsi="Arial Narrow"/>
-                <w:sz w:val="22"/>
-                <w:szCs w:val="22"/>
-                <w:lang w:val="es-CO"/>
-              </w:rPr>
-              <w:t>{{ hw_</w:t>
+            <w:proofErr w:type="gramStart"/>
+            <w:r>
+              <w:rPr>
+                <w:rFonts w:ascii="Arial Narrow" w:hAnsi="Arial Narrow"/>
+                <w:sz w:val="22"/>
+                <w:szCs w:val="22"/>
+                <w:lang w:val="es-CO"/>
+              </w:rPr>
+              <w:t>{{ hw</w:t>
+            </w:r>
+            <w:proofErr w:type="gramEnd"/>
+            <w:r>
+              <w:rPr>
+                <w:rFonts w:ascii="Arial Narrow" w:hAnsi="Arial Narrow"/>
+                <w:sz w:val="22"/>
+                <w:szCs w:val="22"/>
+                <w:lang w:val="es-CO"/>
+              </w:rPr>
+              <w:t>_</w:t>
             </w:r>
             <w:r>
               <w:rPr>
@@ -2848,14 +3339,25 @@
                 <w:szCs w:val="22"/>
               </w:rPr>
             </w:pPr>
-            <w:r>
-              <w:rPr>
-                <w:rFonts w:ascii="Arial Narrow" w:hAnsi="Arial Narrow"/>
-                <w:sz w:val="22"/>
-                <w:szCs w:val="22"/>
-                <w:lang w:val="es-CO"/>
-              </w:rPr>
-              <w:t>{{ hw_</w:t>
+            <w:proofErr w:type="gramStart"/>
+            <w:r>
+              <w:rPr>
+                <w:rFonts w:ascii="Arial Narrow" w:hAnsi="Arial Narrow"/>
+                <w:sz w:val="22"/>
+                <w:szCs w:val="22"/>
+                <w:lang w:val="es-CO"/>
+              </w:rPr>
+              <w:t>{{ hw</w:t>
+            </w:r>
+            <w:proofErr w:type="gramEnd"/>
+            <w:r>
+              <w:rPr>
+                <w:rFonts w:ascii="Arial Narrow" w:hAnsi="Arial Narrow"/>
+                <w:sz w:val="22"/>
+                <w:szCs w:val="22"/>
+                <w:lang w:val="es-CO"/>
+              </w:rPr>
+              <w:t>_</w:t>
             </w:r>
             <w:r>
               <w:rPr>
@@ -2890,14 +3392,25 @@
                 <w:szCs w:val="22"/>
               </w:rPr>
             </w:pPr>
-            <w:r>
-              <w:rPr>
-                <w:rFonts w:ascii="Arial Narrow" w:hAnsi="Arial Narrow"/>
-                <w:sz w:val="22"/>
-                <w:szCs w:val="22"/>
-                <w:lang w:val="es-CO"/>
-              </w:rPr>
-              <w:t>{{ hw_</w:t>
+            <w:proofErr w:type="gramStart"/>
+            <w:r>
+              <w:rPr>
+                <w:rFonts w:ascii="Arial Narrow" w:hAnsi="Arial Narrow"/>
+                <w:sz w:val="22"/>
+                <w:szCs w:val="22"/>
+                <w:lang w:val="es-CO"/>
+              </w:rPr>
+              <w:t>{{ hw</w:t>
+            </w:r>
+            <w:proofErr w:type="gramEnd"/>
+            <w:r>
+              <w:rPr>
+                <w:rFonts w:ascii="Arial Narrow" w:hAnsi="Arial Narrow"/>
+                <w:sz w:val="22"/>
+                <w:szCs w:val="22"/>
+                <w:lang w:val="es-CO"/>
+              </w:rPr>
+              <w:t>_</w:t>
             </w:r>
             <w:r>
               <w:rPr>
@@ -2934,14 +3447,25 @@
                 <w:szCs w:val="22"/>
               </w:rPr>
             </w:pPr>
-            <w:r>
-              <w:rPr>
-                <w:rFonts w:ascii="Arial Narrow" w:hAnsi="Arial Narrow"/>
-                <w:sz w:val="22"/>
-                <w:szCs w:val="22"/>
-                <w:lang w:val="es-CO"/>
-              </w:rPr>
-              <w:t>{{ hw_</w:t>
+            <w:proofErr w:type="gramStart"/>
+            <w:r>
+              <w:rPr>
+                <w:rFonts w:ascii="Arial Narrow" w:hAnsi="Arial Narrow"/>
+                <w:sz w:val="22"/>
+                <w:szCs w:val="22"/>
+                <w:lang w:val="es-CO"/>
+              </w:rPr>
+              <w:t>{{ hw</w:t>
+            </w:r>
+            <w:proofErr w:type="gramEnd"/>
+            <w:r>
+              <w:rPr>
+                <w:rFonts w:ascii="Arial Narrow" w:hAnsi="Arial Narrow"/>
+                <w:sz w:val="22"/>
+                <w:szCs w:val="22"/>
+                <w:lang w:val="es-CO"/>
+              </w:rPr>
+              <w:t>_</w:t>
             </w:r>
             <w:r>
               <w:rPr>
@@ -2976,14 +3500,25 @@
                 <w:szCs w:val="22"/>
               </w:rPr>
             </w:pPr>
-            <w:r>
-              <w:rPr>
-                <w:rFonts w:ascii="Arial Narrow" w:hAnsi="Arial Narrow"/>
-                <w:sz w:val="22"/>
-                <w:szCs w:val="22"/>
-                <w:lang w:val="es-CO"/>
-              </w:rPr>
-              <w:t>{{ hw_</w:t>
+            <w:proofErr w:type="gramStart"/>
+            <w:r>
+              <w:rPr>
+                <w:rFonts w:ascii="Arial Narrow" w:hAnsi="Arial Narrow"/>
+                <w:sz w:val="22"/>
+                <w:szCs w:val="22"/>
+                <w:lang w:val="es-CO"/>
+              </w:rPr>
+              <w:t>{{ hw</w:t>
+            </w:r>
+            <w:proofErr w:type="gramEnd"/>
+            <w:r>
+              <w:rPr>
+                <w:rFonts w:ascii="Arial Narrow" w:hAnsi="Arial Narrow"/>
+                <w:sz w:val="22"/>
+                <w:szCs w:val="22"/>
+                <w:lang w:val="es-CO"/>
+              </w:rPr>
+              <w:t>_</w:t>
             </w:r>
             <w:r>
               <w:rPr>
@@ -3018,14 +3553,25 @@
                 <w:szCs w:val="22"/>
               </w:rPr>
             </w:pPr>
-            <w:r>
-              <w:rPr>
-                <w:rFonts w:ascii="Arial Narrow" w:hAnsi="Arial Narrow"/>
-                <w:sz w:val="22"/>
-                <w:szCs w:val="22"/>
-                <w:lang w:val="es-CO"/>
-              </w:rPr>
-              <w:t>{{ hw_</w:t>
+            <w:proofErr w:type="gramStart"/>
+            <w:r>
+              <w:rPr>
+                <w:rFonts w:ascii="Arial Narrow" w:hAnsi="Arial Narrow"/>
+                <w:sz w:val="22"/>
+                <w:szCs w:val="22"/>
+                <w:lang w:val="es-CO"/>
+              </w:rPr>
+              <w:t>{{ hw</w:t>
+            </w:r>
+            <w:proofErr w:type="gramEnd"/>
+            <w:r>
+              <w:rPr>
+                <w:rFonts w:ascii="Arial Narrow" w:hAnsi="Arial Narrow"/>
+                <w:sz w:val="22"/>
+                <w:szCs w:val="22"/>
+                <w:lang w:val="es-CO"/>
+              </w:rPr>
+              <w:t>_</w:t>
             </w:r>
             <w:r>
               <w:rPr>
@@ -3062,14 +3608,25 @@
                 <w:szCs w:val="22"/>
               </w:rPr>
             </w:pPr>
-            <w:r>
-              <w:rPr>
-                <w:rFonts w:ascii="Arial Narrow" w:hAnsi="Arial Narrow"/>
-                <w:sz w:val="22"/>
-                <w:szCs w:val="22"/>
-                <w:lang w:val="es-CO"/>
-              </w:rPr>
-              <w:t>{{ hw_</w:t>
+            <w:proofErr w:type="gramStart"/>
+            <w:r>
+              <w:rPr>
+                <w:rFonts w:ascii="Arial Narrow" w:hAnsi="Arial Narrow"/>
+                <w:sz w:val="22"/>
+                <w:szCs w:val="22"/>
+                <w:lang w:val="es-CO"/>
+              </w:rPr>
+              <w:t>{{ hw</w:t>
+            </w:r>
+            <w:proofErr w:type="gramEnd"/>
+            <w:r>
+              <w:rPr>
+                <w:rFonts w:ascii="Arial Narrow" w:hAnsi="Arial Narrow"/>
+                <w:sz w:val="22"/>
+                <w:szCs w:val="22"/>
+                <w:lang w:val="es-CO"/>
+              </w:rPr>
+              <w:t>_</w:t>
             </w:r>
             <w:r>
               <w:rPr>
@@ -3104,14 +3661,25 @@
                 <w:szCs w:val="22"/>
               </w:rPr>
             </w:pPr>
-            <w:r>
-              <w:rPr>
-                <w:rFonts w:ascii="Arial Narrow" w:hAnsi="Arial Narrow"/>
-                <w:sz w:val="22"/>
-                <w:szCs w:val="22"/>
-                <w:lang w:val="es-CO"/>
-              </w:rPr>
-              <w:t>{{ hw_</w:t>
+            <w:proofErr w:type="gramStart"/>
+            <w:r>
+              <w:rPr>
+                <w:rFonts w:ascii="Arial Narrow" w:hAnsi="Arial Narrow"/>
+                <w:sz w:val="22"/>
+                <w:szCs w:val="22"/>
+                <w:lang w:val="es-CO"/>
+              </w:rPr>
+              <w:t>{{ hw</w:t>
+            </w:r>
+            <w:proofErr w:type="gramEnd"/>
+            <w:r>
+              <w:rPr>
+                <w:rFonts w:ascii="Arial Narrow" w:hAnsi="Arial Narrow"/>
+                <w:sz w:val="22"/>
+                <w:szCs w:val="22"/>
+                <w:lang w:val="es-CO"/>
+              </w:rPr>
+              <w:t>_</w:t>
             </w:r>
             <w:r>
               <w:rPr>
@@ -3146,14 +3714,25 @@
                 <w:szCs w:val="22"/>
               </w:rPr>
             </w:pPr>
-            <w:r>
-              <w:rPr>
-                <w:rFonts w:ascii="Arial Narrow" w:hAnsi="Arial Narrow"/>
-                <w:sz w:val="22"/>
-                <w:szCs w:val="22"/>
-                <w:lang w:val="es-CO"/>
-              </w:rPr>
-              <w:t>{{ hw_</w:t>
+            <w:proofErr w:type="gramStart"/>
+            <w:r>
+              <w:rPr>
+                <w:rFonts w:ascii="Arial Narrow" w:hAnsi="Arial Narrow"/>
+                <w:sz w:val="22"/>
+                <w:szCs w:val="22"/>
+                <w:lang w:val="es-CO"/>
+              </w:rPr>
+              <w:t>{{ hw</w:t>
+            </w:r>
+            <w:proofErr w:type="gramEnd"/>
+            <w:r>
+              <w:rPr>
+                <w:rFonts w:ascii="Arial Narrow" w:hAnsi="Arial Narrow"/>
+                <w:sz w:val="22"/>
+                <w:szCs w:val="22"/>
+                <w:lang w:val="es-CO"/>
+              </w:rPr>
+              <w:t>_</w:t>
             </w:r>
             <w:r>
               <w:rPr>
@@ -3190,14 +3769,25 @@
                 <w:szCs w:val="22"/>
               </w:rPr>
             </w:pPr>
-            <w:r>
-              <w:rPr>
-                <w:rFonts w:ascii="Arial Narrow" w:hAnsi="Arial Narrow"/>
-                <w:sz w:val="22"/>
-                <w:szCs w:val="22"/>
-                <w:lang w:val="es-CO"/>
-              </w:rPr>
-              <w:t>{{ hw_</w:t>
+            <w:proofErr w:type="gramStart"/>
+            <w:r>
+              <w:rPr>
+                <w:rFonts w:ascii="Arial Narrow" w:hAnsi="Arial Narrow"/>
+                <w:sz w:val="22"/>
+                <w:szCs w:val="22"/>
+                <w:lang w:val="es-CO"/>
+              </w:rPr>
+              <w:t>{{ hw</w:t>
+            </w:r>
+            <w:proofErr w:type="gramEnd"/>
+            <w:r>
+              <w:rPr>
+                <w:rFonts w:ascii="Arial Narrow" w:hAnsi="Arial Narrow"/>
+                <w:sz w:val="22"/>
+                <w:szCs w:val="22"/>
+                <w:lang w:val="es-CO"/>
+              </w:rPr>
+              <w:t>_</w:t>
             </w:r>
             <w:r>
               <w:rPr>
@@ -3232,14 +3822,25 @@
                 <w:szCs w:val="22"/>
               </w:rPr>
             </w:pPr>
-            <w:r>
-              <w:rPr>
-                <w:rFonts w:ascii="Arial Narrow" w:hAnsi="Arial Narrow"/>
-                <w:sz w:val="22"/>
-                <w:szCs w:val="22"/>
-                <w:lang w:val="es-CO"/>
-              </w:rPr>
-              <w:t>{{ hw_</w:t>
+            <w:proofErr w:type="gramStart"/>
+            <w:r>
+              <w:rPr>
+                <w:rFonts w:ascii="Arial Narrow" w:hAnsi="Arial Narrow"/>
+                <w:sz w:val="22"/>
+                <w:szCs w:val="22"/>
+                <w:lang w:val="es-CO"/>
+              </w:rPr>
+              <w:t>{{ hw</w:t>
+            </w:r>
+            <w:proofErr w:type="gramEnd"/>
+            <w:r>
+              <w:rPr>
+                <w:rFonts w:ascii="Arial Narrow" w:hAnsi="Arial Narrow"/>
+                <w:sz w:val="22"/>
+                <w:szCs w:val="22"/>
+                <w:lang w:val="es-CO"/>
+              </w:rPr>
+              <w:t>_</w:t>
             </w:r>
             <w:r>
               <w:rPr>
@@ -3274,14 +3875,25 @@
                 <w:szCs w:val="22"/>
               </w:rPr>
             </w:pPr>
-            <w:r>
-              <w:rPr>
-                <w:rFonts w:ascii="Arial Narrow" w:hAnsi="Arial Narrow"/>
-                <w:sz w:val="22"/>
-                <w:szCs w:val="22"/>
-                <w:lang w:val="es-CO"/>
-              </w:rPr>
-              <w:t>{{ hw_</w:t>
+            <w:proofErr w:type="gramStart"/>
+            <w:r>
+              <w:rPr>
+                <w:rFonts w:ascii="Arial Narrow" w:hAnsi="Arial Narrow"/>
+                <w:sz w:val="22"/>
+                <w:szCs w:val="22"/>
+                <w:lang w:val="es-CO"/>
+              </w:rPr>
+              <w:t>{{ hw</w:t>
+            </w:r>
+            <w:proofErr w:type="gramEnd"/>
+            <w:r>
+              <w:rPr>
+                <w:rFonts w:ascii="Arial Narrow" w:hAnsi="Arial Narrow"/>
+                <w:sz w:val="22"/>
+                <w:szCs w:val="22"/>
+                <w:lang w:val="es-CO"/>
+              </w:rPr>
+              <w:t>_</w:t>
             </w:r>
             <w:r>
               <w:rPr>
@@ -3318,14 +3930,25 @@
                 <w:szCs w:val="22"/>
               </w:rPr>
             </w:pPr>
-            <w:r>
-              <w:rPr>
-                <w:rFonts w:ascii="Arial Narrow" w:hAnsi="Arial Narrow"/>
-                <w:sz w:val="22"/>
-                <w:szCs w:val="22"/>
-                <w:lang w:val="es-CO"/>
-              </w:rPr>
-              <w:t>{{ hw_</w:t>
+            <w:proofErr w:type="gramStart"/>
+            <w:r>
+              <w:rPr>
+                <w:rFonts w:ascii="Arial Narrow" w:hAnsi="Arial Narrow"/>
+                <w:sz w:val="22"/>
+                <w:szCs w:val="22"/>
+                <w:lang w:val="es-CO"/>
+              </w:rPr>
+              <w:t>{{ hw</w:t>
+            </w:r>
+            <w:proofErr w:type="gramEnd"/>
+            <w:r>
+              <w:rPr>
+                <w:rFonts w:ascii="Arial Narrow" w:hAnsi="Arial Narrow"/>
+                <w:sz w:val="22"/>
+                <w:szCs w:val="22"/>
+                <w:lang w:val="es-CO"/>
+              </w:rPr>
+              <w:t>_</w:t>
             </w:r>
             <w:r>
               <w:rPr>
@@ -3360,14 +3983,25 @@
                 <w:szCs w:val="22"/>
               </w:rPr>
             </w:pPr>
-            <w:r>
-              <w:rPr>
-                <w:rFonts w:ascii="Arial Narrow" w:hAnsi="Arial Narrow"/>
-                <w:sz w:val="22"/>
-                <w:szCs w:val="22"/>
-                <w:lang w:val="es-CO"/>
-              </w:rPr>
-              <w:t>{{ hw_1</w:t>
+            <w:proofErr w:type="gramStart"/>
+            <w:r>
+              <w:rPr>
+                <w:rFonts w:ascii="Arial Narrow" w:hAnsi="Arial Narrow"/>
+                <w:sz w:val="22"/>
+                <w:szCs w:val="22"/>
+                <w:lang w:val="es-CO"/>
+              </w:rPr>
+              <w:t>{{ hw</w:t>
+            </w:r>
+            <w:proofErr w:type="gramEnd"/>
+            <w:r>
+              <w:rPr>
+                <w:rFonts w:ascii="Arial Narrow" w:hAnsi="Arial Narrow"/>
+                <w:sz w:val="22"/>
+                <w:szCs w:val="22"/>
+                <w:lang w:val="es-CO"/>
+              </w:rPr>
+              <w:t>_1</w:t>
             </w:r>
             <w:r>
               <w:rPr>
@@ -3402,14 +4036,25 @@
                 <w:szCs w:val="22"/>
               </w:rPr>
             </w:pPr>
-            <w:r>
-              <w:rPr>
-                <w:rFonts w:ascii="Arial Narrow" w:hAnsi="Arial Narrow"/>
-                <w:sz w:val="22"/>
-                <w:szCs w:val="22"/>
-                <w:lang w:val="es-CO"/>
-              </w:rPr>
-              <w:t>{{ hw_1</w:t>
+            <w:proofErr w:type="gramStart"/>
+            <w:r>
+              <w:rPr>
+                <w:rFonts w:ascii="Arial Narrow" w:hAnsi="Arial Narrow"/>
+                <w:sz w:val="22"/>
+                <w:szCs w:val="22"/>
+                <w:lang w:val="es-CO"/>
+              </w:rPr>
+              <w:t>{{ hw</w:t>
+            </w:r>
+            <w:proofErr w:type="gramEnd"/>
+            <w:r>
+              <w:rPr>
+                <w:rFonts w:ascii="Arial Narrow" w:hAnsi="Arial Narrow"/>
+                <w:sz w:val="22"/>
+                <w:szCs w:val="22"/>
+                <w:lang w:val="es-CO"/>
+              </w:rPr>
+              <w:t>_1</w:t>
             </w:r>
             <w:r>
               <w:rPr>
@@ -3446,14 +4091,25 @@
                 <w:szCs w:val="22"/>
               </w:rPr>
             </w:pPr>
-            <w:r>
-              <w:rPr>
-                <w:rFonts w:ascii="Arial Narrow" w:hAnsi="Arial Narrow"/>
-                <w:sz w:val="22"/>
-                <w:szCs w:val="22"/>
-                <w:lang w:val="es-CO"/>
-              </w:rPr>
-              <w:t>{{ hw_</w:t>
+            <w:proofErr w:type="gramStart"/>
+            <w:r>
+              <w:rPr>
+                <w:rFonts w:ascii="Arial Narrow" w:hAnsi="Arial Narrow"/>
+                <w:sz w:val="22"/>
+                <w:szCs w:val="22"/>
+                <w:lang w:val="es-CO"/>
+              </w:rPr>
+              <w:t>{{ hw</w:t>
+            </w:r>
+            <w:proofErr w:type="gramEnd"/>
+            <w:r>
+              <w:rPr>
+                <w:rFonts w:ascii="Arial Narrow" w:hAnsi="Arial Narrow"/>
+                <w:sz w:val="22"/>
+                <w:szCs w:val="22"/>
+                <w:lang w:val="es-CO"/>
+              </w:rPr>
+              <w:t>_</w:t>
             </w:r>
             <w:r>
               <w:rPr>
@@ -3488,14 +4144,25 @@
                 <w:szCs w:val="22"/>
               </w:rPr>
             </w:pPr>
-            <w:r>
-              <w:rPr>
-                <w:rFonts w:ascii="Arial Narrow" w:hAnsi="Arial Narrow"/>
-                <w:sz w:val="22"/>
-                <w:szCs w:val="22"/>
-                <w:lang w:val="es-CO"/>
-              </w:rPr>
-              <w:t>{{ hw_1</w:t>
+            <w:proofErr w:type="gramStart"/>
+            <w:r>
+              <w:rPr>
+                <w:rFonts w:ascii="Arial Narrow" w:hAnsi="Arial Narrow"/>
+                <w:sz w:val="22"/>
+                <w:szCs w:val="22"/>
+                <w:lang w:val="es-CO"/>
+              </w:rPr>
+              <w:t>{{ hw</w:t>
+            </w:r>
+            <w:proofErr w:type="gramEnd"/>
+            <w:r>
+              <w:rPr>
+                <w:rFonts w:ascii="Arial Narrow" w:hAnsi="Arial Narrow"/>
+                <w:sz w:val="22"/>
+                <w:szCs w:val="22"/>
+                <w:lang w:val="es-CO"/>
+              </w:rPr>
+              <w:t>_1</w:t>
             </w:r>
             <w:r>
               <w:rPr>
@@ -3530,14 +4197,25 @@
                 <w:szCs w:val="22"/>
               </w:rPr>
             </w:pPr>
-            <w:r>
-              <w:rPr>
-                <w:rFonts w:ascii="Arial Narrow" w:hAnsi="Arial Narrow"/>
-                <w:sz w:val="22"/>
-                <w:szCs w:val="22"/>
-                <w:lang w:val="es-CO"/>
-              </w:rPr>
-              <w:t>{{ hw_1</w:t>
+            <w:proofErr w:type="gramStart"/>
+            <w:r>
+              <w:rPr>
+                <w:rFonts w:ascii="Arial Narrow" w:hAnsi="Arial Narrow"/>
+                <w:sz w:val="22"/>
+                <w:szCs w:val="22"/>
+                <w:lang w:val="es-CO"/>
+              </w:rPr>
+              <w:t>{{ hw</w:t>
+            </w:r>
+            <w:proofErr w:type="gramEnd"/>
+            <w:r>
+              <w:rPr>
+                <w:rFonts w:ascii="Arial Narrow" w:hAnsi="Arial Narrow"/>
+                <w:sz w:val="22"/>
+                <w:szCs w:val="22"/>
+                <w:lang w:val="es-CO"/>
+              </w:rPr>
+              <w:t>_1</w:t>
             </w:r>
             <w:r>
               <w:rPr>
@@ -3724,6 +4402,7 @@
         </w:rPr>
         <w:t xml:space="preserve"> por: </w:t>
       </w:r>
+      <w:proofErr w:type="gramStart"/>
       <w:r>
         <w:rPr>
           <w:rFonts w:ascii="Arial Narrow" w:hAnsi="Arial Narrow" w:cs="Arial"/>
@@ -3743,7 +4422,29 @@
           <w:szCs w:val="22"/>
           <w:lang w:val="es-CO"/>
         </w:rPr>
-        <w:t>entregado_a</w:t>
+        <w:t>entregado</w:t>
+      </w:r>
+      <w:proofErr w:type="gramEnd"/>
+      <w:r>
+        <w:rPr>
+          <w:rFonts w:ascii="Arial Narrow" w:hAnsi="Arial Narrow" w:cs="Arial"/>
+          <w:bCs/>
+          <w:sz w:val="22"/>
+          <w:szCs w:val="22"/>
+          <w:lang w:val="es-CO"/>
+        </w:rPr>
+        <w:t>_</w:t>
+      </w:r>
+      <w:proofErr w:type="gramStart"/>
+      <w:r>
+        <w:rPr>
+          <w:rFonts w:ascii="Arial Narrow" w:hAnsi="Arial Narrow" w:cs="Arial"/>
+          <w:bCs/>
+          <w:sz w:val="22"/>
+          <w:szCs w:val="22"/>
+          <w:lang w:val="es-CO"/>
+        </w:rPr>
+        <w:t>a</w:t>
       </w:r>
       <w:proofErr w:type="spellEnd"/>
       <w:r>
@@ -3754,7 +4455,18 @@
           <w:szCs w:val="22"/>
           <w:lang w:val="es-CO"/>
         </w:rPr>
-        <w:t xml:space="preserve"> }}</w:t>
+        <w:t xml:space="preserve"> }</w:t>
+      </w:r>
+      <w:proofErr w:type="gramEnd"/>
+      <w:r>
+        <w:rPr>
+          <w:rFonts w:ascii="Arial Narrow" w:hAnsi="Arial Narrow" w:cs="Arial"/>
+          <w:bCs/>
+          <w:sz w:val="22"/>
+          <w:szCs w:val="22"/>
+          <w:lang w:val="es-CO"/>
+        </w:rPr>
+        <w:t>}</w:t>
       </w:r>
       <w:r>
         <w:rPr>
@@ -3862,6 +4574,7 @@
         </w:rPr>
         <w:t xml:space="preserve"> </w:t>
       </w:r>
+      <w:proofErr w:type="gramStart"/>
       <w:r>
         <w:rPr>
           <w:rFonts w:ascii="Arial Narrow" w:hAnsi="Arial Narrow" w:cs="Arial"/>
@@ -3891,8 +4604,20 @@
           <w:szCs w:val="22"/>
           <w:lang w:val="es-CO"/>
         </w:rPr>
-        <w:t>cargo_</w:t>
+        <w:t>cargo</w:t>
       </w:r>
+      <w:proofErr w:type="gramEnd"/>
+      <w:r>
+        <w:rPr>
+          <w:rFonts w:ascii="Arial Narrow" w:hAnsi="Arial Narrow" w:cs="Arial"/>
+          <w:bCs/>
+          <w:sz w:val="22"/>
+          <w:szCs w:val="22"/>
+          <w:lang w:val="es-CO"/>
+        </w:rPr>
+        <w:t>_</w:t>
+      </w:r>
+      <w:proofErr w:type="gramStart"/>
       <w:r>
         <w:rPr>
           <w:rFonts w:ascii="Arial Narrow" w:hAnsi="Arial Narrow" w:cs="Arial"/>
@@ -3912,7 +4637,18 @@
           <w:szCs w:val="22"/>
           <w:lang w:val="es-CO"/>
         </w:rPr>
-        <w:t xml:space="preserve"> }}</w:t>
+        <w:t xml:space="preserve"> }</w:t>
+      </w:r>
+      <w:proofErr w:type="gramEnd"/>
+      <w:r>
+        <w:rPr>
+          <w:rFonts w:ascii="Arial Narrow" w:hAnsi="Arial Narrow" w:cs="Arial"/>
+          <w:bCs/>
+          <w:sz w:val="22"/>
+          <w:szCs w:val="22"/>
+          <w:lang w:val="es-CO"/>
+        </w:rPr>
+        <w:t>}</w:t>
       </w:r>
     </w:p>
     <w:sectPr>
